--- a/ReportTennisArchive.docx
+++ b/ReportTennisArchive.docx
@@ -582,31 +582,7 @@
           <w:color w:val="000000"/>
           <w:lang w:val="en-US"/>
         </w:rPr>
-        <w:t>Rollins Tennis Archive is a full-stack web application built with a Java REST API backend and a React frontend interface. The system stores and displays player information and match results from the past three Rollins College tennis seasons</w:t>
-      </w:r>
-      <w:r>
-        <w:rPr>
-          <w:rFonts w:ascii="Times New Roman" w:hAnsi="Times New Roman" w:cs="Times New Roman"/>
-          <w:color w:val="000000"/>
-          <w:lang w:val="en-US"/>
-        </w:rPr>
-        <w:t xml:space="preserve"> for a selected number of players and</w:t>
-      </w:r>
-      <w:r>
-        <w:rPr>
-          <w:rFonts w:ascii="Times New Roman" w:hAnsi="Times New Roman" w:cs="Times New Roman"/>
-          <w:color w:val="000000"/>
-          <w:lang w:val="en-US"/>
-        </w:rPr>
-        <w:t xml:space="preserve"> presenting the data through a clean and interactive dashboard. Users can easily browse player bios, review match details, and analyze performance trends across seasons</w:t>
-      </w:r>
-      <w:r>
-        <w:rPr>
-          <w:rFonts w:ascii="Times New Roman" w:hAnsi="Times New Roman" w:cs="Times New Roman"/>
-          <w:color w:val="000000"/>
-          <w:lang w:val="en-US"/>
-        </w:rPr>
-        <w:t>.</w:t>
+        <w:t>Rollins Tennis Archive is a full-stack web application built with a Java REST API backend and a React frontend interface. The system stores and displays player information and match results from the past three Rollins College tennis seasons for a selected number of players and presenting the data through a clean and interactive dashboard. Users can easily browse player bios, review match details, and analyze performance trends across seasons.</w:t>
       </w:r>
     </w:p>
     <w:p>
@@ -624,23 +600,7 @@
           <w:color w:val="000000"/>
           <w:lang w:val="en-US"/>
         </w:rPr>
-        <w:t>The primary purpose of the application is to organize historical team data in one accessible location and make it easier for users to review past performances</w:t>
-      </w:r>
-      <w:r>
-        <w:rPr>
-          <w:rFonts w:ascii="Times New Roman" w:hAnsi="Times New Roman" w:cs="Times New Roman"/>
-          <w:color w:val="000000"/>
-          <w:lang w:val="en-US"/>
-        </w:rPr>
-        <w:t xml:space="preserve"> than on the current Rollins Tennis website</w:t>
-      </w:r>
-      <w:r>
-        <w:rPr>
-          <w:rFonts w:ascii="Times New Roman" w:hAnsi="Times New Roman" w:cs="Times New Roman"/>
-          <w:color w:val="000000"/>
-          <w:lang w:val="en-US"/>
-        </w:rPr>
-        <w:t>. By supporting filtering, searching, and statistics generation, the system helps coaches, players, and fans quickly find relevant results and understand performance patterns. The project also aims to demonstrate how a real-world sports dataset can be managed using proper object-oriented design and a structured backend-frontend architecture</w:t>
+        <w:t>The primary purpose of the application is to organize historical team data in one accessible location and make it easier for users to review past performances than on the current Rollins Tennis website. By supporting filtering, searching, and statistics generation, the system helps coaches, players, and fans quickly find relevant results and understand performance patterns. The project also aims to demonstrate how a real-world sports dataset can be managed using proper object-oriented design and a structured backend-frontend architecture</w:t>
       </w:r>
       <w:r>
         <w:rPr>
@@ -681,23 +641,7 @@
           <w:color w:val="000000"/>
           <w:lang w:val="en-US"/>
         </w:rPr>
-        <w:t xml:space="preserve"> and our shared interest in sports and data. We recognized that tennis results were often scattered or difficult to revisit, and we wanted to create a tool that makes past performances easy to access and analyze. At the same time, tennis naturally provides a clear domain for applying OOP principles</w:t>
-      </w:r>
-      <w:r>
-        <w:rPr>
-          <w:rFonts w:ascii="Times New Roman" w:hAnsi="Times New Roman" w:cs="Times New Roman"/>
-          <w:color w:val="000000"/>
-          <w:lang w:val="en-US"/>
-        </w:rPr>
-        <w:t>-</w:t>
-      </w:r>
-      <w:r>
-        <w:rPr>
-          <w:rFonts w:ascii="Times New Roman" w:hAnsi="Times New Roman" w:cs="Times New Roman"/>
-          <w:color w:val="000000"/>
-          <w:lang w:val="en-US"/>
-        </w:rPr>
-        <w:t>such as modeling players, matches, seasons, and results</w:t>
+        <w:t xml:space="preserve"> and our shared interest in sports and data. We recognized that tennis results were often scattered or difficult to revisit, and we wanted to create a tool that makes past performances easy to access and analyze. At the same time, tennis naturally provides a clear domain for applying OOP principles-such as modeling players, matches, seasons, and results</w:t>
       </w:r>
       <w:r>
         <w:rPr>
@@ -1500,7 +1444,6 @@
         </w:rPr>
       </w:pPr>
       <w:proofErr w:type="spellStart"/>
-      <w:proofErr w:type="gramStart"/>
       <w:r>
         <w:rPr>
           <w:rFonts w:ascii="Times New Roman" w:hAnsi="Times New Roman" w:cs="Times New Roman"/>
@@ -1518,17 +1461,7 @@
           <w:iCs/>
           <w:lang w:val="en-US"/>
         </w:rPr>
-        <w:t>(</w:t>
-      </w:r>
-      <w:proofErr w:type="gramEnd"/>
-      <w:r>
-        <w:rPr>
-          <w:rFonts w:ascii="Times New Roman" w:hAnsi="Times New Roman" w:cs="Times New Roman"/>
-          <w:i/>
-          <w:iCs/>
-          <w:lang w:val="en-US"/>
-        </w:rPr>
-        <w:t>Match match)</w:t>
+        <w:t>(Match match)</w:t>
       </w:r>
     </w:p>
     <w:p>
@@ -2073,11 +2006,3142 @@
     </w:p>
     <w:p>
       <w:pPr>
-        <w:ind w:left="360"/>
         <w:rPr>
           <w:rFonts w:ascii="Times New Roman" w:hAnsi="Times New Roman" w:cs="Times New Roman"/>
           <w:b/>
           <w:bCs/>
+          <w:lang w:val="en-US"/>
+        </w:rPr>
+      </w:pPr>
+    </w:p>
+    <w:p>
+      <w:pPr>
+        <w:rPr>
+          <w:rFonts w:ascii="Times New Roman" w:hAnsi="Times New Roman" w:cs="Times New Roman"/>
+          <w:lang w:val="en-US"/>
+        </w:rPr>
+      </w:pPr>
+      <w:r>
+        <w:rPr>
+          <w:rFonts w:ascii="Times New Roman" w:hAnsi="Times New Roman" w:cs="Times New Roman"/>
+          <w:lang w:val="en-US"/>
+        </w:rPr>
+        <w:t>The Rollins Tennis Archive application was designed to demonstrate strong Object-Oriented Programming practices while modeling a realistic sports data system. This section explains how core OOP principles, including abstraction, encapsulation, inheritance, and polymorphism, were applied throughout the implementation.</w:t>
+      </w:r>
+    </w:p>
+    <w:p>
+      <w:pPr>
+        <w:rPr>
+          <w:rFonts w:ascii="Times New Roman" w:hAnsi="Times New Roman" w:cs="Times New Roman"/>
+          <w:lang w:val="en-US"/>
+        </w:rPr>
+      </w:pPr>
+    </w:p>
+    <w:p>
+      <w:pPr>
+        <w:rPr>
+          <w:rFonts w:ascii="Times New Roman" w:hAnsi="Times New Roman" w:cs="Times New Roman"/>
+          <w:lang w:val="en-US"/>
+        </w:rPr>
+      </w:pPr>
+    </w:p>
+    <w:p>
+      <w:pPr>
+        <w:pStyle w:val="ListParagraph"/>
+        <w:numPr>
+          <w:ilvl w:val="1"/>
+          <w:numId w:val="1"/>
+        </w:numPr>
+        <w:rPr>
+          <w:rFonts w:ascii="Times New Roman" w:hAnsi="Times New Roman" w:cs="Times New Roman"/>
+          <w:lang w:val="en-US"/>
+        </w:rPr>
+      </w:pPr>
+      <w:r>
+        <w:rPr>
+          <w:rFonts w:ascii="Times New Roman" w:hAnsi="Times New Roman" w:cs="Times New Roman"/>
+          <w:lang w:val="en-US"/>
+        </w:rPr>
+        <w:t xml:space="preserve"> Classes and Objects</w:t>
+      </w:r>
+    </w:p>
+    <w:p>
+      <w:pPr>
+        <w:rPr>
+          <w:rFonts w:ascii="Times New Roman" w:hAnsi="Times New Roman" w:cs="Times New Roman"/>
+          <w:lang w:val="en-US"/>
+        </w:rPr>
+      </w:pPr>
+    </w:p>
+    <w:p>
+      <w:pPr>
+        <w:rPr>
+          <w:rFonts w:ascii="Times New Roman" w:hAnsi="Times New Roman" w:cs="Times New Roman"/>
+          <w:lang w:val="en-US"/>
+        </w:rPr>
+      </w:pPr>
+      <w:r>
+        <w:rPr>
+          <w:rFonts w:ascii="Times New Roman" w:hAnsi="Times New Roman" w:cs="Times New Roman"/>
+          <w:lang w:val="en-US"/>
+        </w:rPr>
+        <w:t xml:space="preserve">We structured the system around real-world tennis entities, which translate into Java classes. The domain model includes </w:t>
+      </w:r>
+      <w:r>
+        <w:rPr>
+          <w:rFonts w:ascii="Times New Roman" w:hAnsi="Times New Roman" w:cs="Times New Roman"/>
+          <w:i/>
+          <w:iCs/>
+          <w:lang w:val="en-US"/>
+        </w:rPr>
+        <w:t xml:space="preserve">Player, Match, </w:t>
+      </w:r>
+      <w:proofErr w:type="spellStart"/>
+      <w:r>
+        <w:rPr>
+          <w:rFonts w:ascii="Times New Roman" w:hAnsi="Times New Roman" w:cs="Times New Roman"/>
+          <w:i/>
+          <w:iCs/>
+          <w:lang w:val="en-US"/>
+        </w:rPr>
+        <w:t>SinglesMatch</w:t>
+      </w:r>
+      <w:proofErr w:type="spellEnd"/>
+      <w:r>
+        <w:rPr>
+          <w:rFonts w:ascii="Times New Roman" w:hAnsi="Times New Roman" w:cs="Times New Roman"/>
+          <w:i/>
+          <w:iCs/>
+          <w:lang w:val="en-US"/>
+        </w:rPr>
+        <w:t xml:space="preserve">, </w:t>
+      </w:r>
+      <w:proofErr w:type="spellStart"/>
+      <w:r>
+        <w:rPr>
+          <w:rFonts w:ascii="Times New Roman" w:hAnsi="Times New Roman" w:cs="Times New Roman"/>
+          <w:i/>
+          <w:iCs/>
+          <w:lang w:val="en-US"/>
+        </w:rPr>
+        <w:t>DoublesMatch</w:t>
+      </w:r>
+      <w:proofErr w:type="spellEnd"/>
+      <w:r>
+        <w:rPr>
+          <w:rFonts w:ascii="Times New Roman" w:hAnsi="Times New Roman" w:cs="Times New Roman"/>
+          <w:i/>
+          <w:iCs/>
+          <w:lang w:val="en-US"/>
+        </w:rPr>
+        <w:t xml:space="preserve">, Result, </w:t>
+      </w:r>
+      <w:r>
+        <w:rPr>
+          <w:rFonts w:ascii="Times New Roman" w:hAnsi="Times New Roman" w:cs="Times New Roman"/>
+          <w:lang w:val="en-US"/>
+        </w:rPr>
+        <w:t>and</w:t>
+      </w:r>
+      <w:r>
+        <w:rPr>
+          <w:rFonts w:ascii="Times New Roman" w:hAnsi="Times New Roman" w:cs="Times New Roman"/>
+          <w:i/>
+          <w:iCs/>
+          <w:lang w:val="en-US"/>
+        </w:rPr>
+        <w:t xml:space="preserve"> Season</w:t>
+      </w:r>
+      <w:r>
+        <w:rPr>
+          <w:rFonts w:ascii="Times New Roman" w:hAnsi="Times New Roman" w:cs="Times New Roman"/>
+          <w:lang w:val="en-US"/>
+        </w:rPr>
+        <w:t>. Each object represents a meaningful unit in the tennis domain.</w:t>
+      </w:r>
+    </w:p>
+    <w:p>
+      <w:pPr>
+        <w:rPr>
+          <w:rFonts w:ascii="Times New Roman" w:hAnsi="Times New Roman" w:cs="Times New Roman"/>
+          <w:lang w:val="en-US"/>
+        </w:rPr>
+      </w:pPr>
+    </w:p>
+    <w:p>
+      <w:pPr>
+        <w:pStyle w:val="ListParagraph"/>
+        <w:numPr>
+          <w:ilvl w:val="0"/>
+          <w:numId w:val="5"/>
+        </w:numPr>
+        <w:rPr>
+          <w:rFonts w:ascii="Times New Roman" w:hAnsi="Times New Roman" w:cs="Times New Roman"/>
+          <w:lang w:val="en-US"/>
+        </w:rPr>
+      </w:pPr>
+      <w:r>
+        <w:rPr>
+          <w:rFonts w:ascii="Times New Roman" w:hAnsi="Times New Roman" w:cs="Times New Roman"/>
+          <w:lang w:val="en-US"/>
+        </w:rPr>
+        <w:t>A player object holds attributes such as name, nationality, class year, and UTR rating.</w:t>
+      </w:r>
+    </w:p>
+    <w:p>
+      <w:pPr>
+        <w:pStyle w:val="ListParagraph"/>
+        <w:numPr>
+          <w:ilvl w:val="0"/>
+          <w:numId w:val="5"/>
+        </w:numPr>
+        <w:rPr>
+          <w:rFonts w:ascii="Times New Roman" w:hAnsi="Times New Roman" w:cs="Times New Roman"/>
+          <w:lang w:val="en-US"/>
+        </w:rPr>
+      </w:pPr>
+      <w:r>
+        <w:rPr>
+          <w:rFonts w:ascii="Times New Roman" w:hAnsi="Times New Roman" w:cs="Times New Roman"/>
+          <w:lang w:val="en-US"/>
+        </w:rPr>
+        <w:t>A Match (and its subclasses) stores the match date, opponent information, season, and final score.</w:t>
+      </w:r>
+    </w:p>
+    <w:p>
+      <w:pPr>
+        <w:pStyle w:val="ListParagraph"/>
+        <w:numPr>
+          <w:ilvl w:val="0"/>
+          <w:numId w:val="5"/>
+        </w:numPr>
+        <w:rPr>
+          <w:rFonts w:ascii="Times New Roman" w:hAnsi="Times New Roman" w:cs="Times New Roman"/>
+          <w:lang w:val="en-US"/>
+        </w:rPr>
+      </w:pPr>
+      <w:r>
+        <w:rPr>
+          <w:rFonts w:ascii="Times New Roman" w:hAnsi="Times New Roman" w:cs="Times New Roman"/>
+          <w:lang w:val="en-US"/>
+        </w:rPr>
+        <w:t>A Result object encapsulates the scoring details and win/loss outcome.</w:t>
+      </w:r>
+    </w:p>
+    <w:p>
+      <w:pPr>
+        <w:pStyle w:val="ListParagraph"/>
+        <w:numPr>
+          <w:ilvl w:val="0"/>
+          <w:numId w:val="5"/>
+        </w:numPr>
+        <w:rPr>
+          <w:rFonts w:ascii="Times New Roman" w:hAnsi="Times New Roman" w:cs="Times New Roman"/>
+          <w:lang w:val="en-US"/>
+        </w:rPr>
+      </w:pPr>
+      <w:r>
+        <w:rPr>
+          <w:rFonts w:ascii="Times New Roman" w:hAnsi="Times New Roman" w:cs="Times New Roman"/>
+          <w:lang w:val="en-US"/>
+        </w:rPr>
+        <w:t xml:space="preserve">A Season </w:t>
+      </w:r>
+      <w:proofErr w:type="spellStart"/>
+      <w:r>
+        <w:rPr>
+          <w:rFonts w:ascii="Times New Roman" w:hAnsi="Times New Roman" w:cs="Times New Roman"/>
+          <w:lang w:val="en-US"/>
+        </w:rPr>
+        <w:t>enum</w:t>
+      </w:r>
+      <w:proofErr w:type="spellEnd"/>
+      <w:r>
+        <w:rPr>
+          <w:rFonts w:ascii="Times New Roman" w:hAnsi="Times New Roman" w:cs="Times New Roman"/>
+          <w:lang w:val="en-US"/>
+        </w:rPr>
+        <w:t xml:space="preserve"> ensures that only valid season values (2022-2024) can be used.</w:t>
+      </w:r>
+    </w:p>
+    <w:p>
+      <w:pPr>
+        <w:rPr>
+          <w:rFonts w:ascii="Times New Roman" w:hAnsi="Times New Roman" w:cs="Times New Roman"/>
+          <w:lang w:val="en-US"/>
+        </w:rPr>
+      </w:pPr>
+    </w:p>
+    <w:p>
+      <w:pPr>
+        <w:rPr>
+          <w:rFonts w:ascii="Times New Roman" w:hAnsi="Times New Roman" w:cs="Times New Roman"/>
+          <w:lang w:val="en-US"/>
+        </w:rPr>
+      </w:pPr>
+      <w:r>
+        <w:rPr>
+          <w:rFonts w:ascii="Times New Roman" w:hAnsi="Times New Roman" w:cs="Times New Roman"/>
+          <w:lang w:val="en-US"/>
+        </w:rPr>
+        <w:t>These classes form the foundation of the system, allowing the backend to model tennis data in a structured and consistent manner.</w:t>
+      </w:r>
+    </w:p>
+    <w:p>
+      <w:pPr>
+        <w:rPr>
+          <w:rFonts w:ascii="Times New Roman" w:hAnsi="Times New Roman" w:cs="Times New Roman"/>
+          <w:lang w:val="en-US"/>
+        </w:rPr>
+      </w:pPr>
+    </w:p>
+    <w:p>
+      <w:pPr>
+        <w:rPr>
+          <w:rFonts w:ascii="Times New Roman" w:hAnsi="Times New Roman" w:cs="Times New Roman"/>
+          <w:lang w:val="en-US"/>
+        </w:rPr>
+      </w:pPr>
+    </w:p>
+    <w:p>
+      <w:pPr>
+        <w:pStyle w:val="ListParagraph"/>
+        <w:numPr>
+          <w:ilvl w:val="1"/>
+          <w:numId w:val="1"/>
+        </w:numPr>
+        <w:rPr>
+          <w:rFonts w:ascii="Times New Roman" w:hAnsi="Times New Roman" w:cs="Times New Roman"/>
+          <w:lang w:val="en-US"/>
+        </w:rPr>
+      </w:pPr>
+      <w:r>
+        <w:rPr>
+          <w:rFonts w:ascii="Times New Roman" w:hAnsi="Times New Roman" w:cs="Times New Roman"/>
+          <w:lang w:val="en-US"/>
+        </w:rPr>
+        <w:t xml:space="preserve"> Encapsulation</w:t>
+      </w:r>
+    </w:p>
+    <w:p>
+      <w:pPr>
+        <w:rPr>
+          <w:rFonts w:ascii="Times New Roman" w:hAnsi="Times New Roman" w:cs="Times New Roman"/>
+          <w:lang w:val="en-US"/>
+        </w:rPr>
+      </w:pPr>
+    </w:p>
+    <w:p>
+      <w:pPr>
+        <w:rPr>
+          <w:rFonts w:ascii="Times New Roman" w:hAnsi="Times New Roman" w:cs="Times New Roman"/>
+          <w:lang w:val="en-US"/>
+        </w:rPr>
+      </w:pPr>
+      <w:r>
+        <w:rPr>
+          <w:rFonts w:ascii="Times New Roman" w:hAnsi="Times New Roman" w:cs="Times New Roman"/>
+          <w:lang w:val="en-US"/>
+        </w:rPr>
+        <w:t xml:space="preserve">Encapsulation is used extensively across the project. All class fields are declared </w:t>
+      </w:r>
+      <w:r>
+        <w:rPr>
+          <w:rFonts w:ascii="Times New Roman" w:hAnsi="Times New Roman" w:cs="Times New Roman"/>
+          <w:i/>
+          <w:iCs/>
+          <w:lang w:val="en-US"/>
+        </w:rPr>
+        <w:t>private</w:t>
+      </w:r>
+      <w:r>
+        <w:rPr>
+          <w:rFonts w:ascii="Times New Roman" w:hAnsi="Times New Roman" w:cs="Times New Roman"/>
+          <w:lang w:val="en-US"/>
+        </w:rPr>
+        <w:t>, preventing external classes from modifying internal state directly. Instead, access is controlled through getter and setter methods.</w:t>
+      </w:r>
+    </w:p>
+    <w:p>
+      <w:pPr>
+        <w:rPr>
+          <w:rFonts w:ascii="Times New Roman" w:hAnsi="Times New Roman" w:cs="Times New Roman"/>
+          <w:lang w:val="en-US"/>
+        </w:rPr>
+      </w:pPr>
+    </w:p>
+    <w:p>
+      <w:pPr>
+        <w:rPr>
+          <w:rFonts w:ascii="Times New Roman" w:hAnsi="Times New Roman" w:cs="Times New Roman"/>
+          <w:lang w:val="en-US"/>
+        </w:rPr>
+      </w:pPr>
+      <w:r>
+        <w:rPr>
+          <w:rFonts w:ascii="Times New Roman" w:hAnsi="Times New Roman" w:cs="Times New Roman"/>
+          <w:lang w:val="en-US"/>
+        </w:rPr>
+        <w:t xml:space="preserve">Example: In the </w:t>
+      </w:r>
+      <w:r>
+        <w:rPr>
+          <w:rFonts w:ascii="Times New Roman" w:hAnsi="Times New Roman" w:cs="Times New Roman"/>
+          <w:i/>
+          <w:iCs/>
+          <w:lang w:val="en-US"/>
+        </w:rPr>
+        <w:t>Player</w:t>
+      </w:r>
+      <w:r>
+        <w:rPr>
+          <w:rFonts w:ascii="Times New Roman" w:hAnsi="Times New Roman" w:cs="Times New Roman"/>
+          <w:lang w:val="en-US"/>
+        </w:rPr>
+        <w:t xml:space="preserve"> class, fields such as </w:t>
+      </w:r>
+      <w:r>
+        <w:rPr>
+          <w:rFonts w:ascii="Times New Roman" w:hAnsi="Times New Roman" w:cs="Times New Roman"/>
+          <w:i/>
+          <w:iCs/>
+          <w:lang w:val="en-US"/>
+        </w:rPr>
+        <w:t xml:space="preserve">id, </w:t>
+      </w:r>
+      <w:proofErr w:type="spellStart"/>
+      <w:r>
+        <w:rPr>
+          <w:rFonts w:ascii="Times New Roman" w:hAnsi="Times New Roman" w:cs="Times New Roman"/>
+          <w:i/>
+          <w:iCs/>
+          <w:lang w:val="en-US"/>
+        </w:rPr>
+        <w:t>firstName</w:t>
+      </w:r>
+      <w:proofErr w:type="spellEnd"/>
+      <w:r>
+        <w:rPr>
+          <w:rFonts w:ascii="Times New Roman" w:hAnsi="Times New Roman" w:cs="Times New Roman"/>
+          <w:i/>
+          <w:iCs/>
+          <w:lang w:val="en-US"/>
+        </w:rPr>
+        <w:t xml:space="preserve">, </w:t>
+      </w:r>
+      <w:proofErr w:type="spellStart"/>
+      <w:r>
+        <w:rPr>
+          <w:rFonts w:ascii="Times New Roman" w:hAnsi="Times New Roman" w:cs="Times New Roman"/>
+          <w:i/>
+          <w:iCs/>
+          <w:lang w:val="en-US"/>
+        </w:rPr>
+        <w:t>lastName</w:t>
+      </w:r>
+      <w:proofErr w:type="spellEnd"/>
+      <w:r>
+        <w:rPr>
+          <w:rFonts w:ascii="Times New Roman" w:hAnsi="Times New Roman" w:cs="Times New Roman"/>
+          <w:lang w:val="en-US"/>
+        </w:rPr>
+        <w:t xml:space="preserve">, and </w:t>
+      </w:r>
+      <w:proofErr w:type="spellStart"/>
+      <w:r>
+        <w:rPr>
+          <w:rFonts w:ascii="Times New Roman" w:hAnsi="Times New Roman" w:cs="Times New Roman"/>
+          <w:i/>
+          <w:iCs/>
+          <w:lang w:val="en-US"/>
+        </w:rPr>
+        <w:t>utr</w:t>
+      </w:r>
+      <w:proofErr w:type="spellEnd"/>
+      <w:r>
+        <w:rPr>
+          <w:rFonts w:ascii="Times New Roman" w:hAnsi="Times New Roman" w:cs="Times New Roman"/>
+          <w:lang w:val="en-US"/>
+        </w:rPr>
+        <w:t xml:space="preserve"> are private. Other components can retrieve this information only through methods like </w:t>
+      </w:r>
+      <w:proofErr w:type="spellStart"/>
+      <w:r>
+        <w:rPr>
+          <w:rFonts w:ascii="Times New Roman" w:hAnsi="Times New Roman" w:cs="Times New Roman"/>
+          <w:i/>
+          <w:iCs/>
+          <w:lang w:val="en-US"/>
+        </w:rPr>
+        <w:t>getFullName</w:t>
+      </w:r>
+      <w:proofErr w:type="spellEnd"/>
+      <w:r>
+        <w:rPr>
+          <w:rFonts w:ascii="Times New Roman" w:hAnsi="Times New Roman" w:cs="Times New Roman"/>
+          <w:i/>
+          <w:iCs/>
+          <w:lang w:val="en-US"/>
+        </w:rPr>
+        <w:t>()</w:t>
+      </w:r>
+      <w:r>
+        <w:rPr>
+          <w:rFonts w:ascii="Times New Roman" w:hAnsi="Times New Roman" w:cs="Times New Roman"/>
+          <w:lang w:val="en-US"/>
+        </w:rPr>
+        <w:t xml:space="preserve"> or </w:t>
+      </w:r>
+      <w:proofErr w:type="spellStart"/>
+      <w:r>
+        <w:rPr>
+          <w:rFonts w:ascii="Times New Roman" w:hAnsi="Times New Roman" w:cs="Times New Roman"/>
+          <w:i/>
+          <w:iCs/>
+          <w:lang w:val="en-US"/>
+        </w:rPr>
+        <w:t>getUtr</w:t>
+      </w:r>
+      <w:proofErr w:type="spellEnd"/>
+      <w:r>
+        <w:rPr>
+          <w:rFonts w:ascii="Times New Roman" w:hAnsi="Times New Roman" w:cs="Times New Roman"/>
+          <w:i/>
+          <w:iCs/>
+          <w:lang w:val="en-US"/>
+        </w:rPr>
+        <w:t>().</w:t>
+      </w:r>
+      <w:r>
+        <w:rPr>
+          <w:rFonts w:ascii="Times New Roman" w:hAnsi="Times New Roman" w:cs="Times New Roman"/>
+          <w:lang w:val="en-US"/>
+        </w:rPr>
+        <w:t xml:space="preserve"> This approach protects the integrity of player data and makes the code easier to maintain.</w:t>
+      </w:r>
+    </w:p>
+    <w:p>
+      <w:pPr>
+        <w:rPr>
+          <w:rFonts w:ascii="Times New Roman" w:hAnsi="Times New Roman" w:cs="Times New Roman"/>
+          <w:lang w:val="en-US"/>
+        </w:rPr>
+      </w:pPr>
+    </w:p>
+    <w:p>
+      <w:pPr>
+        <w:rPr>
+          <w:rFonts w:ascii="Times New Roman" w:hAnsi="Times New Roman" w:cs="Times New Roman"/>
+          <w:lang w:val="en-US"/>
+        </w:rPr>
+      </w:pPr>
+      <w:r>
+        <w:rPr>
+          <w:rFonts w:ascii="Times New Roman" w:hAnsi="Times New Roman" w:cs="Times New Roman"/>
+          <w:lang w:val="en-US"/>
+        </w:rPr>
+        <w:t>Encapsulation also ensures clean separation between the internal logic of data classes and the external services that depend on them.</w:t>
+      </w:r>
+    </w:p>
+    <w:p>
+      <w:pPr>
+        <w:rPr>
+          <w:rFonts w:ascii="Times New Roman" w:hAnsi="Times New Roman" w:cs="Times New Roman"/>
+          <w:lang w:val="en-US"/>
+        </w:rPr>
+      </w:pPr>
+    </w:p>
+    <w:p>
+      <w:pPr>
+        <w:rPr>
+          <w:rFonts w:ascii="Times New Roman" w:hAnsi="Times New Roman" w:cs="Times New Roman"/>
+          <w:lang w:val="en-US"/>
+        </w:rPr>
+      </w:pPr>
+    </w:p>
+    <w:p>
+      <w:pPr>
+        <w:pStyle w:val="ListParagraph"/>
+        <w:numPr>
+          <w:ilvl w:val="1"/>
+          <w:numId w:val="1"/>
+        </w:numPr>
+        <w:rPr>
+          <w:rFonts w:ascii="Times New Roman" w:hAnsi="Times New Roman" w:cs="Times New Roman"/>
+          <w:lang w:val="en-US"/>
+        </w:rPr>
+      </w:pPr>
+      <w:r>
+        <w:rPr>
+          <w:rFonts w:ascii="Times New Roman" w:hAnsi="Times New Roman" w:cs="Times New Roman"/>
+          <w:lang w:val="en-US"/>
+        </w:rPr>
+        <w:t>Inheritance</w:t>
+      </w:r>
+    </w:p>
+    <w:p>
+      <w:pPr>
+        <w:rPr>
+          <w:rFonts w:ascii="Times New Roman" w:hAnsi="Times New Roman" w:cs="Times New Roman"/>
+          <w:lang w:val="en-US"/>
+        </w:rPr>
+      </w:pPr>
+    </w:p>
+    <w:p>
+      <w:pPr>
+        <w:rPr>
+          <w:rFonts w:ascii="Times New Roman" w:hAnsi="Times New Roman" w:cs="Times New Roman"/>
+          <w:lang w:val="en-US"/>
+        </w:rPr>
+      </w:pPr>
+      <w:r>
+        <w:rPr>
+          <w:rFonts w:ascii="Times New Roman" w:hAnsi="Times New Roman" w:cs="Times New Roman"/>
+          <w:lang w:val="en-US"/>
+        </w:rPr>
+        <w:t xml:space="preserve">Inheritance is demonstrated through the </w:t>
+      </w:r>
+      <w:r>
+        <w:rPr>
+          <w:rFonts w:ascii="Times New Roman" w:hAnsi="Times New Roman" w:cs="Times New Roman"/>
+          <w:i/>
+          <w:iCs/>
+          <w:lang w:val="en-US"/>
+        </w:rPr>
+        <w:t>Match</w:t>
+      </w:r>
+      <w:r>
+        <w:rPr>
+          <w:rFonts w:ascii="Times New Roman" w:hAnsi="Times New Roman" w:cs="Times New Roman"/>
+          <w:lang w:val="en-US"/>
+        </w:rPr>
+        <w:t xml:space="preserve"> class hierarchy. </w:t>
+      </w:r>
+      <w:r>
+        <w:rPr>
+          <w:rFonts w:ascii="Times New Roman" w:hAnsi="Times New Roman" w:cs="Times New Roman"/>
+          <w:i/>
+          <w:iCs/>
+          <w:lang w:val="en-US"/>
+        </w:rPr>
+        <w:t>Match</w:t>
+      </w:r>
+      <w:r>
+        <w:rPr>
+          <w:rFonts w:ascii="Times New Roman" w:hAnsi="Times New Roman" w:cs="Times New Roman"/>
+          <w:lang w:val="en-US"/>
+        </w:rPr>
+        <w:t xml:space="preserve"> is an abstract superclass that defines shared fields and methods for all match types, including: </w:t>
+      </w:r>
+    </w:p>
+    <w:p>
+      <w:pPr>
+        <w:rPr>
+          <w:rFonts w:ascii="Times New Roman" w:hAnsi="Times New Roman" w:cs="Times New Roman"/>
+          <w:lang w:val="en-US"/>
+        </w:rPr>
+      </w:pPr>
+    </w:p>
+    <w:p>
+      <w:pPr>
+        <w:pStyle w:val="ListParagraph"/>
+        <w:numPr>
+          <w:ilvl w:val="0"/>
+          <w:numId w:val="5"/>
+        </w:numPr>
+        <w:rPr>
+          <w:rFonts w:ascii="Times New Roman" w:hAnsi="Times New Roman" w:cs="Times New Roman"/>
+          <w:i/>
+          <w:iCs/>
+          <w:lang w:val="en-US"/>
+        </w:rPr>
+      </w:pPr>
+      <w:r>
+        <w:rPr>
+          <w:rFonts w:ascii="Times New Roman" w:hAnsi="Times New Roman" w:cs="Times New Roman"/>
+          <w:i/>
+          <w:iCs/>
+          <w:lang w:val="en-US"/>
+        </w:rPr>
+        <w:t>date</w:t>
+      </w:r>
+    </w:p>
+    <w:p>
+      <w:pPr>
+        <w:pStyle w:val="ListParagraph"/>
+        <w:numPr>
+          <w:ilvl w:val="0"/>
+          <w:numId w:val="5"/>
+        </w:numPr>
+        <w:rPr>
+          <w:rFonts w:ascii="Times New Roman" w:hAnsi="Times New Roman" w:cs="Times New Roman"/>
+          <w:i/>
+          <w:iCs/>
+          <w:lang w:val="en-US"/>
+        </w:rPr>
+      </w:pPr>
+      <w:r>
+        <w:rPr>
+          <w:rFonts w:ascii="Times New Roman" w:hAnsi="Times New Roman" w:cs="Times New Roman"/>
+          <w:i/>
+          <w:iCs/>
+          <w:lang w:val="en-US"/>
+        </w:rPr>
+        <w:t>season</w:t>
+      </w:r>
+    </w:p>
+    <w:p>
+      <w:pPr>
+        <w:pStyle w:val="ListParagraph"/>
+        <w:numPr>
+          <w:ilvl w:val="0"/>
+          <w:numId w:val="5"/>
+        </w:numPr>
+        <w:rPr>
+          <w:rFonts w:ascii="Times New Roman" w:hAnsi="Times New Roman" w:cs="Times New Roman"/>
+          <w:i/>
+          <w:iCs/>
+          <w:lang w:val="en-US"/>
+        </w:rPr>
+      </w:pPr>
+      <w:r>
+        <w:rPr>
+          <w:rFonts w:ascii="Times New Roman" w:hAnsi="Times New Roman" w:cs="Times New Roman"/>
+          <w:i/>
+          <w:iCs/>
+          <w:lang w:val="en-US"/>
+        </w:rPr>
+        <w:t>result</w:t>
+      </w:r>
+    </w:p>
+    <w:p>
+      <w:pPr>
+        <w:pStyle w:val="ListParagraph"/>
+        <w:numPr>
+          <w:ilvl w:val="0"/>
+          <w:numId w:val="5"/>
+        </w:numPr>
+        <w:rPr>
+          <w:rFonts w:ascii="Times New Roman" w:hAnsi="Times New Roman" w:cs="Times New Roman"/>
+          <w:i/>
+          <w:iCs/>
+          <w:lang w:val="en-US"/>
+        </w:rPr>
+      </w:pPr>
+      <w:r>
+        <w:rPr>
+          <w:rFonts w:ascii="Times New Roman" w:hAnsi="Times New Roman" w:cs="Times New Roman"/>
+          <w:i/>
+          <w:iCs/>
+          <w:lang w:val="en-US"/>
+        </w:rPr>
+        <w:t>opponent</w:t>
+      </w:r>
+    </w:p>
+    <w:p>
+      <w:pPr>
+        <w:pStyle w:val="ListParagraph"/>
+        <w:numPr>
+          <w:ilvl w:val="0"/>
+          <w:numId w:val="5"/>
+        </w:numPr>
+        <w:rPr>
+          <w:rFonts w:ascii="Times New Roman" w:hAnsi="Times New Roman" w:cs="Times New Roman"/>
+          <w:i/>
+          <w:iCs/>
+          <w:lang w:val="en-US"/>
+        </w:rPr>
+      </w:pPr>
+      <w:proofErr w:type="spellStart"/>
+      <w:r>
+        <w:rPr>
+          <w:rFonts w:ascii="Times New Roman" w:hAnsi="Times New Roman" w:cs="Times New Roman"/>
+          <w:i/>
+          <w:iCs/>
+          <w:lang w:val="en-US"/>
+        </w:rPr>
+        <w:t>getWinner</w:t>
+      </w:r>
+      <w:proofErr w:type="spellEnd"/>
+      <w:r>
+        <w:rPr>
+          <w:rFonts w:ascii="Times New Roman" w:hAnsi="Times New Roman" w:cs="Times New Roman"/>
+          <w:i/>
+          <w:iCs/>
+          <w:lang w:val="en-US"/>
+        </w:rPr>
+        <w:t>()</w:t>
+      </w:r>
+    </w:p>
+    <w:p>
+      <w:pPr>
+        <w:pStyle w:val="ListParagraph"/>
+        <w:numPr>
+          <w:ilvl w:val="0"/>
+          <w:numId w:val="5"/>
+        </w:numPr>
+        <w:rPr>
+          <w:rFonts w:ascii="Times New Roman" w:hAnsi="Times New Roman" w:cs="Times New Roman"/>
+          <w:i/>
+          <w:iCs/>
+          <w:lang w:val="en-US"/>
+        </w:rPr>
+      </w:pPr>
+      <w:proofErr w:type="spellStart"/>
+      <w:r>
+        <w:rPr>
+          <w:rFonts w:ascii="Times New Roman" w:hAnsi="Times New Roman" w:cs="Times New Roman"/>
+          <w:i/>
+          <w:iCs/>
+          <w:lang w:val="en-US"/>
+        </w:rPr>
+        <w:t>getMatchType</w:t>
+      </w:r>
+      <w:proofErr w:type="spellEnd"/>
+      <w:r>
+        <w:rPr>
+          <w:rFonts w:ascii="Times New Roman" w:hAnsi="Times New Roman" w:cs="Times New Roman"/>
+          <w:i/>
+          <w:iCs/>
+          <w:lang w:val="en-US"/>
+        </w:rPr>
+        <w:t>()</w:t>
+      </w:r>
+    </w:p>
+    <w:p>
+      <w:pPr>
+        <w:pStyle w:val="ListParagraph"/>
+        <w:numPr>
+          <w:ilvl w:val="0"/>
+          <w:numId w:val="5"/>
+        </w:numPr>
+        <w:rPr>
+          <w:rFonts w:ascii="Times New Roman" w:hAnsi="Times New Roman" w:cs="Times New Roman"/>
+          <w:i/>
+          <w:iCs/>
+          <w:lang w:val="en-US"/>
+        </w:rPr>
+      </w:pPr>
+      <w:proofErr w:type="spellStart"/>
+      <w:r>
+        <w:rPr>
+          <w:rFonts w:ascii="Times New Roman" w:hAnsi="Times New Roman" w:cs="Times New Roman"/>
+          <w:i/>
+          <w:iCs/>
+          <w:lang w:val="en-US"/>
+        </w:rPr>
+        <w:lastRenderedPageBreak/>
+        <w:t>getParticipants</w:t>
+      </w:r>
+      <w:proofErr w:type="spellEnd"/>
+      <w:r>
+        <w:rPr>
+          <w:rFonts w:ascii="Times New Roman" w:hAnsi="Times New Roman" w:cs="Times New Roman"/>
+          <w:i/>
+          <w:iCs/>
+          <w:lang w:val="en-US"/>
+        </w:rPr>
+        <w:t>()</w:t>
+      </w:r>
+    </w:p>
+    <w:p>
+      <w:pPr>
+        <w:rPr>
+          <w:rFonts w:ascii="Times New Roman" w:hAnsi="Times New Roman" w:cs="Times New Roman"/>
+          <w:lang w:val="en-US"/>
+        </w:rPr>
+      </w:pPr>
+    </w:p>
+    <w:p>
+      <w:pPr>
+        <w:rPr>
+          <w:rFonts w:ascii="Times New Roman" w:hAnsi="Times New Roman" w:cs="Times New Roman"/>
+          <w:lang w:val="en-US"/>
+        </w:rPr>
+      </w:pPr>
+      <w:r>
+        <w:rPr>
+          <w:rFonts w:ascii="Times New Roman" w:hAnsi="Times New Roman" w:cs="Times New Roman"/>
+          <w:lang w:val="en-US"/>
+        </w:rPr>
+        <w:t>Two concrete subclasses inherit from this abstract class:</w:t>
+      </w:r>
+    </w:p>
+    <w:p>
+      <w:pPr>
+        <w:rPr>
+          <w:rFonts w:ascii="Times New Roman" w:hAnsi="Times New Roman" w:cs="Times New Roman"/>
+          <w:lang w:val="en-US"/>
+        </w:rPr>
+      </w:pPr>
+    </w:p>
+    <w:p>
+      <w:pPr>
+        <w:pStyle w:val="ListParagraph"/>
+        <w:numPr>
+          <w:ilvl w:val="0"/>
+          <w:numId w:val="5"/>
+        </w:numPr>
+        <w:rPr>
+          <w:rFonts w:ascii="Times New Roman" w:hAnsi="Times New Roman" w:cs="Times New Roman"/>
+          <w:lang w:val="en-US"/>
+        </w:rPr>
+      </w:pPr>
+      <w:proofErr w:type="spellStart"/>
+      <w:r>
+        <w:rPr>
+          <w:rFonts w:ascii="Times New Roman" w:hAnsi="Times New Roman" w:cs="Times New Roman"/>
+          <w:i/>
+          <w:iCs/>
+          <w:lang w:val="en-US"/>
+        </w:rPr>
+        <w:t>SinglesMatch</w:t>
+      </w:r>
+      <w:proofErr w:type="spellEnd"/>
+      <w:r>
+        <w:rPr>
+          <w:rFonts w:ascii="Times New Roman" w:hAnsi="Times New Roman" w:cs="Times New Roman"/>
+          <w:lang w:val="en-US"/>
+        </w:rPr>
+        <w:t xml:space="preserve"> – represents a singles match (one Rollins player vs. one opponent).</w:t>
+      </w:r>
+    </w:p>
+    <w:p>
+      <w:pPr>
+        <w:pStyle w:val="ListParagraph"/>
+        <w:numPr>
+          <w:ilvl w:val="0"/>
+          <w:numId w:val="5"/>
+        </w:numPr>
+        <w:rPr>
+          <w:rFonts w:ascii="Times New Roman" w:hAnsi="Times New Roman" w:cs="Times New Roman"/>
+          <w:lang w:val="en-US"/>
+        </w:rPr>
+      </w:pPr>
+      <w:proofErr w:type="spellStart"/>
+      <w:r>
+        <w:rPr>
+          <w:rFonts w:ascii="Times New Roman" w:hAnsi="Times New Roman" w:cs="Times New Roman"/>
+          <w:i/>
+          <w:iCs/>
+          <w:lang w:val="en-US"/>
+        </w:rPr>
+        <w:t>DoublesMatch</w:t>
+      </w:r>
+      <w:proofErr w:type="spellEnd"/>
+      <w:r>
+        <w:rPr>
+          <w:rFonts w:ascii="Times New Roman" w:hAnsi="Times New Roman" w:cs="Times New Roman"/>
+          <w:i/>
+          <w:iCs/>
+          <w:lang w:val="en-US"/>
+        </w:rPr>
+        <w:t xml:space="preserve"> </w:t>
+      </w:r>
+      <w:r>
+        <w:rPr>
+          <w:rFonts w:ascii="Times New Roman" w:hAnsi="Times New Roman" w:cs="Times New Roman"/>
+          <w:lang w:val="en-US"/>
+        </w:rPr>
+        <w:t>– represents a doubles match (two Rollins players vs. two opponents).</w:t>
+      </w:r>
+    </w:p>
+    <w:p>
+      <w:pPr>
+        <w:rPr>
+          <w:rFonts w:ascii="Times New Roman" w:hAnsi="Times New Roman" w:cs="Times New Roman"/>
+          <w:lang w:val="en-US"/>
+        </w:rPr>
+      </w:pPr>
+    </w:p>
+    <w:p>
+      <w:pPr>
+        <w:rPr>
+          <w:rFonts w:ascii="Times New Roman" w:hAnsi="Times New Roman" w:cs="Times New Roman"/>
+          <w:lang w:val="en-US"/>
+        </w:rPr>
+      </w:pPr>
+      <w:r>
+        <w:rPr>
+          <w:rFonts w:ascii="Times New Roman" w:hAnsi="Times New Roman" w:cs="Times New Roman"/>
+          <w:lang w:val="en-US"/>
+        </w:rPr>
+        <w:t xml:space="preserve">Both subclasses extend the core functionality of </w:t>
+      </w:r>
+      <w:r>
+        <w:rPr>
+          <w:rFonts w:ascii="Times New Roman" w:hAnsi="Times New Roman" w:cs="Times New Roman"/>
+          <w:i/>
+          <w:iCs/>
+          <w:lang w:val="en-US"/>
+        </w:rPr>
+        <w:t>Match</w:t>
+      </w:r>
+      <w:r>
+        <w:rPr>
+          <w:rFonts w:ascii="Times New Roman" w:hAnsi="Times New Roman" w:cs="Times New Roman"/>
+          <w:lang w:val="en-US"/>
+        </w:rPr>
+        <w:t xml:space="preserve"> while adding fields unique to their format. This avoids code duplication and keeps all shared logic defined in one place.</w:t>
+      </w:r>
+    </w:p>
+    <w:p>
+      <w:pPr>
+        <w:rPr>
+          <w:rFonts w:ascii="Times New Roman" w:hAnsi="Times New Roman" w:cs="Times New Roman"/>
+          <w:lang w:val="en-US"/>
+        </w:rPr>
+      </w:pPr>
+    </w:p>
+    <w:p>
+      <w:pPr>
+        <w:rPr>
+          <w:rFonts w:ascii="Times New Roman" w:hAnsi="Times New Roman" w:cs="Times New Roman"/>
+          <w:lang w:val="en-US"/>
+        </w:rPr>
+      </w:pPr>
+    </w:p>
+    <w:p>
+      <w:pPr>
+        <w:pStyle w:val="ListParagraph"/>
+        <w:numPr>
+          <w:ilvl w:val="1"/>
+          <w:numId w:val="1"/>
+        </w:numPr>
+        <w:rPr>
+          <w:rFonts w:ascii="Times New Roman" w:hAnsi="Times New Roman" w:cs="Times New Roman"/>
+          <w:lang w:val="en-US"/>
+        </w:rPr>
+      </w:pPr>
+      <w:r>
+        <w:rPr>
+          <w:rFonts w:ascii="Times New Roman" w:hAnsi="Times New Roman" w:cs="Times New Roman"/>
+          <w:lang w:val="en-US"/>
+        </w:rPr>
+        <w:t>Abstraction</w:t>
+      </w:r>
+    </w:p>
+    <w:p>
+      <w:pPr>
+        <w:rPr>
+          <w:rFonts w:ascii="Times New Roman" w:hAnsi="Times New Roman" w:cs="Times New Roman"/>
+          <w:lang w:val="en-US"/>
+        </w:rPr>
+      </w:pPr>
+    </w:p>
+    <w:p>
+      <w:pPr>
+        <w:rPr>
+          <w:rFonts w:ascii="Times New Roman" w:hAnsi="Times New Roman" w:cs="Times New Roman"/>
+          <w:lang w:val="en-US"/>
+        </w:rPr>
+      </w:pPr>
+      <w:r>
+        <w:rPr>
+          <w:rFonts w:ascii="Times New Roman" w:hAnsi="Times New Roman" w:cs="Times New Roman"/>
+          <w:lang w:val="en-US"/>
+        </w:rPr>
+        <w:t xml:space="preserve">The </w:t>
+      </w:r>
+      <w:r>
+        <w:rPr>
+          <w:rFonts w:ascii="Times New Roman" w:hAnsi="Times New Roman" w:cs="Times New Roman"/>
+          <w:i/>
+          <w:iCs/>
+          <w:lang w:val="en-US"/>
+        </w:rPr>
+        <w:t>Match</w:t>
+      </w:r>
+      <w:r>
+        <w:rPr>
+          <w:rFonts w:ascii="Times New Roman" w:hAnsi="Times New Roman" w:cs="Times New Roman"/>
+          <w:lang w:val="en-US"/>
+        </w:rPr>
+        <w:t xml:space="preserve"> class itself is abstract, meaning it cannot be instantiated on its own. It defines the shared structure and behavior of all matches but leaves the implementation of certain methods (such as </w:t>
+      </w:r>
+      <w:proofErr w:type="spellStart"/>
+      <w:r>
+        <w:rPr>
+          <w:rFonts w:ascii="Times New Roman" w:hAnsi="Times New Roman" w:cs="Times New Roman"/>
+          <w:i/>
+          <w:iCs/>
+          <w:lang w:val="en-US"/>
+        </w:rPr>
+        <w:t>getParticipants</w:t>
+      </w:r>
+      <w:proofErr w:type="spellEnd"/>
+      <w:r>
+        <w:rPr>
+          <w:rFonts w:ascii="Times New Roman" w:hAnsi="Times New Roman" w:cs="Times New Roman"/>
+          <w:i/>
+          <w:iCs/>
+          <w:lang w:val="en-US"/>
+        </w:rPr>
+        <w:t>()</w:t>
+      </w:r>
+      <w:r>
+        <w:rPr>
+          <w:rFonts w:ascii="Times New Roman" w:hAnsi="Times New Roman" w:cs="Times New Roman"/>
+          <w:lang w:val="en-US"/>
+        </w:rPr>
+        <w:t xml:space="preserve"> or </w:t>
+      </w:r>
+      <w:proofErr w:type="spellStart"/>
+      <w:r>
+        <w:rPr>
+          <w:rFonts w:ascii="Times New Roman" w:hAnsi="Times New Roman" w:cs="Times New Roman"/>
+          <w:i/>
+          <w:iCs/>
+          <w:lang w:val="en-US"/>
+        </w:rPr>
+        <w:t>getMatchType</w:t>
+      </w:r>
+      <w:proofErr w:type="spellEnd"/>
+      <w:r>
+        <w:rPr>
+          <w:rFonts w:ascii="Times New Roman" w:hAnsi="Times New Roman" w:cs="Times New Roman"/>
+          <w:i/>
+          <w:iCs/>
+          <w:lang w:val="en-US"/>
+        </w:rPr>
+        <w:t>()</w:t>
+      </w:r>
+      <w:r>
+        <w:rPr>
+          <w:rFonts w:ascii="Times New Roman" w:hAnsi="Times New Roman" w:cs="Times New Roman"/>
+          <w:lang w:val="en-US"/>
+        </w:rPr>
+        <w:t>)</w:t>
+      </w:r>
+      <w:r>
+        <w:rPr>
+          <w:rFonts w:ascii="Times New Roman" w:hAnsi="Times New Roman" w:cs="Times New Roman"/>
+          <w:lang w:val="en-US"/>
+        </w:rPr>
+        <w:t xml:space="preserve"> to the subclasses.</w:t>
+      </w:r>
+    </w:p>
+    <w:p>
+      <w:pPr>
+        <w:rPr>
+          <w:rFonts w:ascii="Times New Roman" w:hAnsi="Times New Roman" w:cs="Times New Roman"/>
+          <w:lang w:val="en-US"/>
+        </w:rPr>
+      </w:pPr>
+    </w:p>
+    <w:p>
+      <w:pPr>
+        <w:rPr>
+          <w:rFonts w:ascii="Times New Roman" w:hAnsi="Times New Roman" w:cs="Times New Roman"/>
+          <w:lang w:val="en-US"/>
+        </w:rPr>
+      </w:pPr>
+      <w:r>
+        <w:rPr>
+          <w:rFonts w:ascii="Times New Roman" w:hAnsi="Times New Roman" w:cs="Times New Roman"/>
+          <w:lang w:val="en-US"/>
+        </w:rPr>
+        <w:t>This abstraction allows the system to treat all matches uniformly while still respecting the differences between singles and doubles.</w:t>
+      </w:r>
+    </w:p>
+    <w:p>
+      <w:pPr>
+        <w:rPr>
+          <w:rFonts w:ascii="Times New Roman" w:hAnsi="Times New Roman" w:cs="Times New Roman"/>
+          <w:lang w:val="en-US"/>
+        </w:rPr>
+      </w:pPr>
+    </w:p>
+    <w:p>
+      <w:pPr>
+        <w:rPr>
+          <w:rFonts w:ascii="Times New Roman" w:hAnsi="Times New Roman" w:cs="Times New Roman"/>
+          <w:lang w:val="en-US"/>
+        </w:rPr>
+      </w:pPr>
+      <w:r>
+        <w:rPr>
+          <w:rFonts w:ascii="Times New Roman" w:hAnsi="Times New Roman" w:cs="Times New Roman"/>
+          <w:lang w:val="en-US"/>
+        </w:rPr>
+        <w:t xml:space="preserve">Another example of abstraction is the </w:t>
+      </w:r>
+      <w:proofErr w:type="spellStart"/>
+      <w:r>
+        <w:rPr>
+          <w:rFonts w:ascii="Times New Roman" w:hAnsi="Times New Roman" w:cs="Times New Roman"/>
+          <w:i/>
+          <w:iCs/>
+          <w:lang w:val="en-US"/>
+        </w:rPr>
+        <w:t>StatsService</w:t>
+      </w:r>
+      <w:proofErr w:type="spellEnd"/>
+      <w:r>
+        <w:rPr>
+          <w:rFonts w:ascii="Times New Roman" w:hAnsi="Times New Roman" w:cs="Times New Roman"/>
+          <w:lang w:val="en-US"/>
+        </w:rPr>
+        <w:t xml:space="preserve"> class. It exposes high-level methods like:</w:t>
+      </w:r>
+    </w:p>
+    <w:p>
+      <w:pPr>
+        <w:pStyle w:val="ListParagraph"/>
+        <w:numPr>
+          <w:ilvl w:val="0"/>
+          <w:numId w:val="5"/>
+        </w:numPr>
+        <w:rPr>
+          <w:rFonts w:ascii="Times New Roman" w:hAnsi="Times New Roman" w:cs="Times New Roman"/>
+          <w:i/>
+          <w:iCs/>
+          <w:lang w:val="en-US"/>
+        </w:rPr>
+      </w:pPr>
+      <w:proofErr w:type="spellStart"/>
+      <w:r>
+        <w:rPr>
+          <w:rFonts w:ascii="Times New Roman" w:hAnsi="Times New Roman" w:cs="Times New Roman"/>
+          <w:i/>
+          <w:iCs/>
+          <w:lang w:val="en-US"/>
+        </w:rPr>
+        <w:t>getWinLossByPlayer</w:t>
+      </w:r>
+      <w:proofErr w:type="spellEnd"/>
+      <w:r>
+        <w:rPr>
+          <w:rFonts w:ascii="Times New Roman" w:hAnsi="Times New Roman" w:cs="Times New Roman"/>
+          <w:i/>
+          <w:iCs/>
+          <w:lang w:val="en-US"/>
+        </w:rPr>
+        <w:t>(Player player)</w:t>
+      </w:r>
+    </w:p>
+    <w:p>
+      <w:pPr>
+        <w:pStyle w:val="ListParagraph"/>
+        <w:numPr>
+          <w:ilvl w:val="0"/>
+          <w:numId w:val="5"/>
+        </w:numPr>
+        <w:rPr>
+          <w:rFonts w:ascii="Times New Roman" w:hAnsi="Times New Roman" w:cs="Times New Roman"/>
+          <w:i/>
+          <w:iCs/>
+          <w:lang w:val="en-US"/>
+        </w:rPr>
+      </w:pPr>
+      <w:proofErr w:type="spellStart"/>
+      <w:r>
+        <w:rPr>
+          <w:rFonts w:ascii="Times New Roman" w:hAnsi="Times New Roman" w:cs="Times New Roman"/>
+          <w:i/>
+          <w:iCs/>
+          <w:lang w:val="en-US"/>
+        </w:rPr>
+        <w:t>getOverallRecord</w:t>
+      </w:r>
+      <w:proofErr w:type="spellEnd"/>
+      <w:r>
+        <w:rPr>
+          <w:rFonts w:ascii="Times New Roman" w:hAnsi="Times New Roman" w:cs="Times New Roman"/>
+          <w:i/>
+          <w:iCs/>
+          <w:lang w:val="en-US"/>
+        </w:rPr>
+        <w:t>()</w:t>
+      </w:r>
+    </w:p>
+    <w:p>
+      <w:pPr>
+        <w:pStyle w:val="ListParagraph"/>
+        <w:numPr>
+          <w:ilvl w:val="0"/>
+          <w:numId w:val="5"/>
+        </w:numPr>
+        <w:rPr>
+          <w:rFonts w:ascii="Times New Roman" w:hAnsi="Times New Roman" w:cs="Times New Roman"/>
+          <w:i/>
+          <w:iCs/>
+          <w:lang w:val="en-US"/>
+        </w:rPr>
+      </w:pPr>
+      <w:proofErr w:type="spellStart"/>
+      <w:r>
+        <w:rPr>
+          <w:rFonts w:ascii="Times New Roman" w:hAnsi="Times New Roman" w:cs="Times New Roman"/>
+          <w:i/>
+          <w:iCs/>
+          <w:lang w:val="en-US"/>
+        </w:rPr>
+        <w:t>getWinPercentage</w:t>
+      </w:r>
+      <w:proofErr w:type="spellEnd"/>
+      <w:r>
+        <w:rPr>
+          <w:rFonts w:ascii="Times New Roman" w:hAnsi="Times New Roman" w:cs="Times New Roman"/>
+          <w:i/>
+          <w:iCs/>
+          <w:lang w:val="en-US"/>
+        </w:rPr>
+        <w:t>(Player player)</w:t>
+      </w:r>
+    </w:p>
+    <w:p>
+      <w:pPr>
+        <w:rPr>
+          <w:rFonts w:ascii="Times New Roman" w:hAnsi="Times New Roman" w:cs="Times New Roman"/>
+          <w:i/>
+          <w:iCs/>
+          <w:lang w:val="en-US"/>
+        </w:rPr>
+      </w:pPr>
+    </w:p>
+    <w:p>
+      <w:pPr>
+        <w:rPr>
+          <w:rFonts w:ascii="Times New Roman" w:hAnsi="Times New Roman" w:cs="Times New Roman"/>
+          <w:lang w:val="en-US"/>
+        </w:rPr>
+      </w:pPr>
+      <w:r>
+        <w:rPr>
+          <w:rFonts w:ascii="Times New Roman" w:hAnsi="Times New Roman" w:cs="Times New Roman"/>
+          <w:lang w:val="en-US"/>
+        </w:rPr>
+        <w:t>These methods hide the underlying data processing logic, making statistics retrieval simple for the REST controller and frontend.</w:t>
+      </w:r>
+    </w:p>
+    <w:p>
+      <w:pPr>
+        <w:rPr>
+          <w:rFonts w:ascii="Times New Roman" w:hAnsi="Times New Roman" w:cs="Times New Roman"/>
+          <w:lang w:val="en-US"/>
+        </w:rPr>
+      </w:pPr>
+    </w:p>
+    <w:p>
+      <w:pPr>
+        <w:rPr>
+          <w:rFonts w:ascii="Times New Roman" w:hAnsi="Times New Roman" w:cs="Times New Roman"/>
+          <w:lang w:val="en-US"/>
+        </w:rPr>
+      </w:pPr>
+    </w:p>
+    <w:p>
+      <w:pPr>
+        <w:pStyle w:val="ListParagraph"/>
+        <w:numPr>
+          <w:ilvl w:val="1"/>
+          <w:numId w:val="1"/>
+        </w:numPr>
+        <w:rPr>
+          <w:rFonts w:ascii="Times New Roman" w:hAnsi="Times New Roman" w:cs="Times New Roman"/>
+          <w:lang w:val="en-US"/>
+        </w:rPr>
+      </w:pPr>
+      <w:r>
+        <w:rPr>
+          <w:rFonts w:ascii="Times New Roman" w:hAnsi="Times New Roman" w:cs="Times New Roman"/>
+          <w:lang w:val="en-US"/>
+        </w:rPr>
+        <w:t>Polymorphism</w:t>
+      </w:r>
+    </w:p>
+    <w:p>
+      <w:pPr>
+        <w:rPr>
+          <w:rFonts w:ascii="Times New Roman" w:hAnsi="Times New Roman" w:cs="Times New Roman"/>
+          <w:lang w:val="en-US"/>
+        </w:rPr>
+      </w:pPr>
+    </w:p>
+    <w:p>
+      <w:pPr>
+        <w:rPr>
+          <w:rFonts w:ascii="Times New Roman" w:hAnsi="Times New Roman" w:cs="Times New Roman"/>
+          <w:lang w:val="en-US"/>
+        </w:rPr>
+      </w:pPr>
+      <w:r>
+        <w:rPr>
+          <w:rFonts w:ascii="Times New Roman" w:hAnsi="Times New Roman" w:cs="Times New Roman"/>
+          <w:lang w:val="en-US"/>
+        </w:rPr>
+        <w:t xml:space="preserve">Polymorphism plays an important role in how the system manages matches. Because both </w:t>
+      </w:r>
+      <w:proofErr w:type="spellStart"/>
+      <w:r>
+        <w:rPr>
+          <w:rFonts w:ascii="Times New Roman" w:hAnsi="Times New Roman" w:cs="Times New Roman"/>
+          <w:i/>
+          <w:iCs/>
+          <w:lang w:val="en-US"/>
+        </w:rPr>
+        <w:t>SinglesMatch</w:t>
+      </w:r>
+      <w:proofErr w:type="spellEnd"/>
+      <w:r>
+        <w:rPr>
+          <w:rFonts w:ascii="Times New Roman" w:hAnsi="Times New Roman" w:cs="Times New Roman"/>
+          <w:lang w:val="en-US"/>
+        </w:rPr>
+        <w:t xml:space="preserve"> and </w:t>
+      </w:r>
+      <w:proofErr w:type="spellStart"/>
+      <w:r>
+        <w:rPr>
+          <w:rFonts w:ascii="Times New Roman" w:hAnsi="Times New Roman" w:cs="Times New Roman"/>
+          <w:i/>
+          <w:iCs/>
+          <w:lang w:val="en-US"/>
+        </w:rPr>
+        <w:t>DoublesMatch</w:t>
+      </w:r>
+      <w:proofErr w:type="spellEnd"/>
+      <w:r>
+        <w:rPr>
+          <w:rFonts w:ascii="Times New Roman" w:hAnsi="Times New Roman" w:cs="Times New Roman"/>
+          <w:lang w:val="en-US"/>
+        </w:rPr>
+        <w:t xml:space="preserve"> inherit from </w:t>
+      </w:r>
+      <w:r>
+        <w:rPr>
+          <w:rFonts w:ascii="Times New Roman" w:hAnsi="Times New Roman" w:cs="Times New Roman"/>
+          <w:i/>
+          <w:iCs/>
+          <w:lang w:val="en-US"/>
+        </w:rPr>
+        <w:t>Match</w:t>
+      </w:r>
+      <w:r>
+        <w:rPr>
+          <w:rFonts w:ascii="Times New Roman" w:hAnsi="Times New Roman" w:cs="Times New Roman"/>
+          <w:lang w:val="en-US"/>
+        </w:rPr>
+        <w:t>, the application can store and process them in the same collections.</w:t>
+      </w:r>
+    </w:p>
+    <w:p>
+      <w:pPr>
+        <w:rPr>
+          <w:rFonts w:ascii="Times New Roman" w:hAnsi="Times New Roman" w:cs="Times New Roman"/>
+          <w:lang w:val="en-US"/>
+        </w:rPr>
+      </w:pPr>
+    </w:p>
+    <w:p>
+      <w:pPr>
+        <w:rPr>
+          <w:rFonts w:ascii="Times New Roman" w:hAnsi="Times New Roman" w:cs="Times New Roman"/>
+          <w:lang w:val="en-US"/>
+        </w:rPr>
+      </w:pPr>
+      <w:r>
+        <w:rPr>
+          <w:rFonts w:ascii="Times New Roman" w:hAnsi="Times New Roman" w:cs="Times New Roman"/>
+          <w:lang w:val="en-US"/>
+        </w:rPr>
+        <w:t xml:space="preserve">Example: </w:t>
+      </w:r>
+      <w:proofErr w:type="spellStart"/>
+      <w:r>
+        <w:rPr>
+          <w:rFonts w:ascii="Times New Roman" w:hAnsi="Times New Roman" w:cs="Times New Roman"/>
+          <w:i/>
+          <w:iCs/>
+          <w:lang w:val="en-US"/>
+        </w:rPr>
+        <w:t>MatchRepository</w:t>
+      </w:r>
+      <w:proofErr w:type="spellEnd"/>
+      <w:r>
+        <w:rPr>
+          <w:rFonts w:ascii="Times New Roman" w:hAnsi="Times New Roman" w:cs="Times New Roman"/>
+          <w:lang w:val="en-US"/>
+        </w:rPr>
+        <w:t xml:space="preserve"> maintains a </w:t>
+      </w:r>
+      <w:r>
+        <w:rPr>
+          <w:rFonts w:ascii="Times New Roman" w:hAnsi="Times New Roman" w:cs="Times New Roman"/>
+          <w:i/>
+          <w:iCs/>
+          <w:lang w:val="en-US"/>
+        </w:rPr>
+        <w:t>List&lt;Match&gt;</w:t>
+      </w:r>
+      <w:r>
+        <w:rPr>
+          <w:rFonts w:ascii="Times New Roman" w:hAnsi="Times New Roman" w:cs="Times New Roman"/>
+          <w:lang w:val="en-US"/>
+        </w:rPr>
+        <w:t xml:space="preserve"> and a </w:t>
+      </w:r>
+      <w:r>
+        <w:rPr>
+          <w:rFonts w:ascii="Times New Roman" w:hAnsi="Times New Roman" w:cs="Times New Roman"/>
+          <w:i/>
+          <w:iCs/>
+          <w:lang w:val="en-US"/>
+        </w:rPr>
+        <w:t>Map&lt;Season&gt;, List&lt;Match&gt;&gt;.</w:t>
+      </w:r>
+      <w:r>
+        <w:rPr>
+          <w:rFonts w:ascii="Times New Roman" w:hAnsi="Times New Roman" w:cs="Times New Roman"/>
+          <w:lang w:val="en-US"/>
+        </w:rPr>
+        <w:t xml:space="preserve"> When filtering or counting matches, the repository does not need to know whether each match is singles or doubles. It simply calls polymorphic methods like </w:t>
+      </w:r>
+      <w:proofErr w:type="spellStart"/>
+      <w:r>
+        <w:rPr>
+          <w:rFonts w:ascii="Times New Roman" w:hAnsi="Times New Roman" w:cs="Times New Roman"/>
+          <w:i/>
+          <w:iCs/>
+          <w:lang w:val="en-US"/>
+        </w:rPr>
+        <w:t>getWinner</w:t>
+      </w:r>
+      <w:proofErr w:type="spellEnd"/>
+      <w:r>
+        <w:rPr>
+          <w:rFonts w:ascii="Times New Roman" w:hAnsi="Times New Roman" w:cs="Times New Roman"/>
+          <w:i/>
+          <w:iCs/>
+          <w:lang w:val="en-US"/>
+        </w:rPr>
+        <w:t>()</w:t>
+      </w:r>
+      <w:r>
+        <w:rPr>
+          <w:rFonts w:ascii="Times New Roman" w:hAnsi="Times New Roman" w:cs="Times New Roman"/>
+          <w:lang w:val="en-US"/>
+        </w:rPr>
+        <w:t xml:space="preserve"> or </w:t>
+      </w:r>
+      <w:proofErr w:type="spellStart"/>
+      <w:r>
+        <w:rPr>
+          <w:rFonts w:ascii="Times New Roman" w:hAnsi="Times New Roman" w:cs="Times New Roman"/>
+          <w:i/>
+          <w:iCs/>
+          <w:lang w:val="en-US"/>
+        </w:rPr>
+        <w:t>getParticipants</w:t>
+      </w:r>
+      <w:proofErr w:type="spellEnd"/>
+      <w:r>
+        <w:rPr>
+          <w:rFonts w:ascii="Times New Roman" w:hAnsi="Times New Roman" w:cs="Times New Roman"/>
+          <w:i/>
+          <w:iCs/>
+          <w:lang w:val="en-US"/>
+        </w:rPr>
+        <w:t>(),</w:t>
+      </w:r>
+      <w:r>
+        <w:rPr>
+          <w:rFonts w:ascii="Times New Roman" w:hAnsi="Times New Roman" w:cs="Times New Roman"/>
+          <w:lang w:val="en-US"/>
+        </w:rPr>
+        <w:t xml:space="preserve"> and the subclass implementation is used automatically.</w:t>
+      </w:r>
+    </w:p>
+    <w:p>
+      <w:pPr>
+        <w:rPr>
+          <w:rFonts w:ascii="Times New Roman" w:hAnsi="Times New Roman" w:cs="Times New Roman"/>
+          <w:lang w:val="en-US"/>
+        </w:rPr>
+      </w:pPr>
+    </w:p>
+    <w:p>
+      <w:pPr>
+        <w:rPr>
+          <w:rFonts w:ascii="Times New Roman" w:hAnsi="Times New Roman" w:cs="Times New Roman"/>
+          <w:lang w:val="en-US"/>
+        </w:rPr>
+      </w:pPr>
+      <w:r>
+        <w:rPr>
+          <w:rFonts w:ascii="Times New Roman" w:hAnsi="Times New Roman" w:cs="Times New Roman"/>
+          <w:lang w:val="en-US"/>
+        </w:rPr>
+        <w:t xml:space="preserve">The same polymorphism applies in the statistics logic: </w:t>
+      </w:r>
+      <w:proofErr w:type="spellStart"/>
+      <w:r>
+        <w:rPr>
+          <w:rFonts w:ascii="Times New Roman" w:hAnsi="Times New Roman" w:cs="Times New Roman"/>
+          <w:i/>
+          <w:iCs/>
+          <w:lang w:val="en-US"/>
+        </w:rPr>
+        <w:t>StatsService</w:t>
+      </w:r>
+      <w:proofErr w:type="spellEnd"/>
+      <w:r>
+        <w:rPr>
+          <w:rFonts w:ascii="Times New Roman" w:hAnsi="Times New Roman" w:cs="Times New Roman"/>
+          <w:lang w:val="en-US"/>
+        </w:rPr>
+        <w:t xml:space="preserve"> loops over </w:t>
+      </w:r>
+      <w:r>
+        <w:rPr>
+          <w:rFonts w:ascii="Times New Roman" w:hAnsi="Times New Roman" w:cs="Times New Roman"/>
+          <w:i/>
+          <w:iCs/>
+          <w:lang w:val="en-US"/>
+        </w:rPr>
+        <w:t>Match</w:t>
+      </w:r>
+      <w:r>
+        <w:rPr>
+          <w:rFonts w:ascii="Times New Roman" w:hAnsi="Times New Roman" w:cs="Times New Roman"/>
+          <w:lang w:val="en-US"/>
+        </w:rPr>
+        <w:t xml:space="preserve"> objects and evaluates them using shared methods without caring about the specific subclass.</w:t>
+      </w:r>
+    </w:p>
+    <w:p>
+      <w:pPr>
+        <w:rPr>
+          <w:rFonts w:ascii="Times New Roman" w:hAnsi="Times New Roman" w:cs="Times New Roman"/>
+          <w:lang w:val="en-US"/>
+        </w:rPr>
+      </w:pPr>
+    </w:p>
+    <w:p>
+      <w:pPr>
+        <w:rPr>
+          <w:rFonts w:ascii="Times New Roman" w:hAnsi="Times New Roman" w:cs="Times New Roman"/>
+          <w:lang w:val="en-US"/>
+        </w:rPr>
+      </w:pPr>
+    </w:p>
+    <w:p>
+      <w:pPr>
+        <w:pStyle w:val="ListParagraph"/>
+        <w:numPr>
+          <w:ilvl w:val="1"/>
+          <w:numId w:val="1"/>
+        </w:numPr>
+        <w:rPr>
+          <w:rFonts w:ascii="Times New Roman" w:hAnsi="Times New Roman" w:cs="Times New Roman"/>
+          <w:lang w:val="en-US"/>
+        </w:rPr>
+      </w:pPr>
+      <w:r>
+        <w:rPr>
+          <w:rFonts w:ascii="Times New Roman" w:hAnsi="Times New Roman" w:cs="Times New Roman"/>
+          <w:lang w:val="en-US"/>
+        </w:rPr>
+        <w:t>Data Structures and Services</w:t>
+      </w:r>
+    </w:p>
+    <w:p>
+      <w:pPr>
+        <w:rPr>
+          <w:rFonts w:ascii="Times New Roman" w:hAnsi="Times New Roman" w:cs="Times New Roman"/>
+          <w:lang w:val="en-US"/>
+        </w:rPr>
+      </w:pPr>
+    </w:p>
+    <w:p>
+      <w:pPr>
+        <w:rPr>
+          <w:rFonts w:ascii="Times New Roman" w:hAnsi="Times New Roman" w:cs="Times New Roman"/>
+          <w:lang w:val="en-US"/>
+        </w:rPr>
+      </w:pPr>
+      <w:r>
+        <w:rPr>
+          <w:rFonts w:ascii="Times New Roman" w:hAnsi="Times New Roman" w:cs="Times New Roman"/>
+          <w:lang w:val="en-US"/>
+        </w:rPr>
+        <w:t>We use appropriate data structures to organize and retrieve information efficiently:</w:t>
+      </w:r>
+    </w:p>
+    <w:p>
+      <w:pPr>
+        <w:pStyle w:val="ListParagraph"/>
+        <w:numPr>
+          <w:ilvl w:val="0"/>
+          <w:numId w:val="5"/>
+        </w:numPr>
+        <w:rPr>
+          <w:rFonts w:ascii="Times New Roman" w:hAnsi="Times New Roman" w:cs="Times New Roman"/>
+          <w:lang w:val="en-US"/>
+        </w:rPr>
+      </w:pPr>
+      <w:proofErr w:type="spellStart"/>
+      <w:r>
+        <w:rPr>
+          <w:rFonts w:ascii="Times New Roman" w:hAnsi="Times New Roman" w:cs="Times New Roman"/>
+          <w:i/>
+          <w:iCs/>
+          <w:lang w:val="en-US"/>
+        </w:rPr>
+        <w:t>RosterManager</w:t>
+      </w:r>
+      <w:proofErr w:type="spellEnd"/>
+      <w:r>
+        <w:rPr>
+          <w:rFonts w:ascii="Times New Roman" w:hAnsi="Times New Roman" w:cs="Times New Roman"/>
+          <w:lang w:val="en-US"/>
+        </w:rPr>
+        <w:t xml:space="preserve"> maintains all players using a </w:t>
+      </w:r>
+      <w:r>
+        <w:rPr>
+          <w:rFonts w:ascii="Times New Roman" w:hAnsi="Times New Roman" w:cs="Times New Roman"/>
+          <w:i/>
+          <w:iCs/>
+          <w:lang w:val="en-US"/>
+        </w:rPr>
+        <w:t>List&lt;Player&gt;</w:t>
+      </w:r>
+      <w:r>
+        <w:rPr>
+          <w:rFonts w:ascii="Times New Roman" w:hAnsi="Times New Roman" w:cs="Times New Roman"/>
+          <w:lang w:val="en-US"/>
+        </w:rPr>
+        <w:t xml:space="preserve"> and a lookup </w:t>
+      </w:r>
+      <w:r>
+        <w:rPr>
+          <w:rFonts w:ascii="Times New Roman" w:hAnsi="Times New Roman" w:cs="Times New Roman"/>
+          <w:i/>
+          <w:iCs/>
+          <w:lang w:val="en-US"/>
+        </w:rPr>
+        <w:t>Map&lt;String, Player&gt;</w:t>
+      </w:r>
+      <w:r>
+        <w:rPr>
+          <w:rFonts w:ascii="Times New Roman" w:hAnsi="Times New Roman" w:cs="Times New Roman"/>
+          <w:lang w:val="en-US"/>
+        </w:rPr>
+        <w:t xml:space="preserve"> for fast ID-based access</w:t>
+      </w:r>
+    </w:p>
+    <w:p>
+      <w:pPr>
+        <w:pStyle w:val="ListParagraph"/>
+        <w:numPr>
+          <w:ilvl w:val="0"/>
+          <w:numId w:val="5"/>
+        </w:numPr>
+        <w:rPr>
+          <w:rFonts w:ascii="Times New Roman" w:hAnsi="Times New Roman" w:cs="Times New Roman"/>
+          <w:lang w:val="en-US"/>
+        </w:rPr>
+      </w:pPr>
+      <w:proofErr w:type="spellStart"/>
+      <w:r>
+        <w:rPr>
+          <w:rFonts w:ascii="Times New Roman" w:hAnsi="Times New Roman" w:cs="Times New Roman"/>
+          <w:i/>
+          <w:iCs/>
+          <w:lang w:val="en-US"/>
+        </w:rPr>
+        <w:t>MatchRepository</w:t>
+      </w:r>
+      <w:proofErr w:type="spellEnd"/>
+      <w:r>
+        <w:rPr>
+          <w:rFonts w:ascii="Times New Roman" w:hAnsi="Times New Roman" w:cs="Times New Roman"/>
+          <w:i/>
+          <w:iCs/>
+          <w:lang w:val="en-US"/>
+        </w:rPr>
+        <w:t xml:space="preserve"> </w:t>
+      </w:r>
+      <w:r>
+        <w:rPr>
+          <w:rFonts w:ascii="Times New Roman" w:hAnsi="Times New Roman" w:cs="Times New Roman"/>
+          <w:lang w:val="en-US"/>
+        </w:rPr>
+        <w:t>stores all matches in both a master list and a map grouped by season</w:t>
+      </w:r>
+    </w:p>
+    <w:p>
+      <w:pPr>
+        <w:pStyle w:val="ListParagraph"/>
+        <w:numPr>
+          <w:ilvl w:val="0"/>
+          <w:numId w:val="5"/>
+        </w:numPr>
+        <w:rPr>
+          <w:rFonts w:ascii="Times New Roman" w:hAnsi="Times New Roman" w:cs="Times New Roman"/>
+          <w:lang w:val="en-US"/>
+        </w:rPr>
+      </w:pPr>
+      <w:proofErr w:type="spellStart"/>
+      <w:r>
+        <w:rPr>
+          <w:rFonts w:ascii="Times New Roman" w:hAnsi="Times New Roman" w:cs="Times New Roman"/>
+          <w:i/>
+          <w:iCs/>
+          <w:lang w:val="en-US"/>
+        </w:rPr>
+        <w:lastRenderedPageBreak/>
+        <w:t>StatsService</w:t>
+      </w:r>
+      <w:proofErr w:type="spellEnd"/>
+      <w:r>
+        <w:rPr>
+          <w:rFonts w:ascii="Times New Roman" w:hAnsi="Times New Roman" w:cs="Times New Roman"/>
+          <w:i/>
+          <w:iCs/>
+          <w:lang w:val="en-US"/>
+        </w:rPr>
+        <w:t xml:space="preserve"> </w:t>
+      </w:r>
+      <w:r>
+        <w:rPr>
+          <w:rFonts w:ascii="Times New Roman" w:hAnsi="Times New Roman" w:cs="Times New Roman"/>
+          <w:lang w:val="en-US"/>
+        </w:rPr>
+        <w:t>computes aggregated statistics by iterating over these structures.</w:t>
+      </w:r>
+    </w:p>
+    <w:p>
+      <w:pPr>
+        <w:rPr>
+          <w:rFonts w:ascii="Times New Roman" w:hAnsi="Times New Roman" w:cs="Times New Roman"/>
+          <w:lang w:val="en-US"/>
+        </w:rPr>
+      </w:pPr>
+    </w:p>
+    <w:p>
+      <w:pPr>
+        <w:rPr>
+          <w:rFonts w:ascii="Times New Roman" w:hAnsi="Times New Roman" w:cs="Times New Roman"/>
+          <w:lang w:val="en-US"/>
+        </w:rPr>
+      </w:pPr>
+      <w:r>
+        <w:rPr>
+          <w:rFonts w:ascii="Times New Roman" w:hAnsi="Times New Roman" w:cs="Times New Roman"/>
+          <w:lang w:val="en-US"/>
+        </w:rPr>
+        <w:t>This layered design keeps the logic modular and easy to extend. For example, adding new seasons or match types requires minimal changes.</w:t>
+      </w:r>
+    </w:p>
+    <w:p>
+      <w:pPr>
+        <w:rPr>
+          <w:rFonts w:ascii="Times New Roman" w:hAnsi="Times New Roman" w:cs="Times New Roman"/>
+          <w:lang w:val="en-US"/>
+        </w:rPr>
+      </w:pPr>
+    </w:p>
+    <w:p>
+      <w:pPr>
+        <w:rPr>
+          <w:rFonts w:ascii="Times New Roman" w:hAnsi="Times New Roman" w:cs="Times New Roman"/>
+          <w:lang w:val="en-US"/>
+        </w:rPr>
+      </w:pPr>
+    </w:p>
+    <w:p>
+      <w:pPr>
+        <w:pStyle w:val="ListParagraph"/>
+        <w:numPr>
+          <w:ilvl w:val="1"/>
+          <w:numId w:val="1"/>
+        </w:numPr>
+        <w:rPr>
+          <w:rFonts w:ascii="Times New Roman" w:hAnsi="Times New Roman" w:cs="Times New Roman"/>
+          <w:lang w:val="en-US"/>
+        </w:rPr>
+      </w:pPr>
+      <w:r>
+        <w:rPr>
+          <w:rFonts w:ascii="Times New Roman" w:hAnsi="Times New Roman" w:cs="Times New Roman"/>
+          <w:lang w:val="en-US"/>
+        </w:rPr>
+        <w:t>Backend-Frontend Integration</w:t>
+      </w:r>
+    </w:p>
+    <w:p>
+      <w:pPr>
+        <w:rPr>
+          <w:rFonts w:ascii="Times New Roman" w:hAnsi="Times New Roman" w:cs="Times New Roman"/>
+          <w:lang w:val="en-US"/>
+        </w:rPr>
+      </w:pPr>
+      <w:r>
+        <w:rPr>
+          <w:rFonts w:ascii="Times New Roman" w:hAnsi="Times New Roman" w:cs="Times New Roman"/>
+          <w:lang w:val="en-US"/>
+        </w:rPr>
+        <w:t xml:space="preserve"> </w:t>
+      </w:r>
+    </w:p>
+    <w:p>
+      <w:pPr>
+        <w:rPr>
+          <w:rFonts w:ascii="Times New Roman" w:hAnsi="Times New Roman" w:cs="Times New Roman"/>
+          <w:lang w:val="en-US"/>
+        </w:rPr>
+      </w:pPr>
+      <w:r>
+        <w:rPr>
+          <w:rFonts w:ascii="Times New Roman" w:hAnsi="Times New Roman" w:cs="Times New Roman"/>
+          <w:lang w:val="en-US"/>
+        </w:rPr>
+        <w:t xml:space="preserve">The system follows a clean separation between backend logic and frontend display. </w:t>
+      </w:r>
+      <w:proofErr w:type="spellStart"/>
+      <w:r>
+        <w:rPr>
+          <w:rFonts w:ascii="Times New Roman" w:hAnsi="Times New Roman" w:cs="Times New Roman"/>
+          <w:i/>
+          <w:iCs/>
+          <w:lang w:val="en-US"/>
+        </w:rPr>
+        <w:t>TennisController</w:t>
+      </w:r>
+      <w:proofErr w:type="spellEnd"/>
+      <w:r>
+        <w:rPr>
+          <w:rFonts w:ascii="Times New Roman" w:hAnsi="Times New Roman" w:cs="Times New Roman"/>
+          <w:lang w:val="en-US"/>
+        </w:rPr>
+        <w:t xml:space="preserve"> exposes REST API endpoints that serialize Java objects into JSON using </w:t>
+      </w:r>
+      <w:proofErr w:type="spellStart"/>
+      <w:r>
+        <w:rPr>
+          <w:rFonts w:ascii="Times New Roman" w:hAnsi="Times New Roman" w:cs="Times New Roman"/>
+          <w:lang w:val="en-US"/>
+        </w:rPr>
+        <w:t>Gson</w:t>
+      </w:r>
+      <w:proofErr w:type="spellEnd"/>
+      <w:r>
+        <w:rPr>
+          <w:rFonts w:ascii="Times New Roman" w:hAnsi="Times New Roman" w:cs="Times New Roman"/>
+          <w:lang w:val="en-US"/>
+        </w:rPr>
+        <w:t>. The React frontend retrieves this data using api.js and displays it in:</w:t>
+      </w:r>
+    </w:p>
+    <w:p>
+      <w:pPr>
+        <w:pStyle w:val="ListParagraph"/>
+        <w:numPr>
+          <w:ilvl w:val="0"/>
+          <w:numId w:val="5"/>
+        </w:numPr>
+        <w:rPr>
+          <w:rFonts w:ascii="Times New Roman" w:hAnsi="Times New Roman" w:cs="Times New Roman"/>
+          <w:lang w:val="en-US"/>
+        </w:rPr>
+      </w:pPr>
+      <w:proofErr w:type="spellStart"/>
+      <w:r>
+        <w:rPr>
+          <w:rFonts w:ascii="Times New Roman" w:hAnsi="Times New Roman" w:cs="Times New Roman"/>
+          <w:lang w:val="en-US"/>
+        </w:rPr>
+        <w:t>PlayersTab</w:t>
+      </w:r>
+      <w:proofErr w:type="spellEnd"/>
+    </w:p>
+    <w:p>
+      <w:pPr>
+        <w:pStyle w:val="ListParagraph"/>
+        <w:numPr>
+          <w:ilvl w:val="0"/>
+          <w:numId w:val="5"/>
+        </w:numPr>
+        <w:rPr>
+          <w:rFonts w:ascii="Times New Roman" w:hAnsi="Times New Roman" w:cs="Times New Roman"/>
+          <w:lang w:val="en-US"/>
+        </w:rPr>
+      </w:pPr>
+      <w:proofErr w:type="spellStart"/>
+      <w:r>
+        <w:rPr>
+          <w:rFonts w:ascii="Times New Roman" w:hAnsi="Times New Roman" w:cs="Times New Roman"/>
+          <w:lang w:val="en-US"/>
+        </w:rPr>
+        <w:t>MatchesTab</w:t>
+      </w:r>
+      <w:proofErr w:type="spellEnd"/>
+    </w:p>
+    <w:p>
+      <w:pPr>
+        <w:pStyle w:val="ListParagraph"/>
+        <w:numPr>
+          <w:ilvl w:val="0"/>
+          <w:numId w:val="5"/>
+        </w:numPr>
+        <w:rPr>
+          <w:rFonts w:ascii="Times New Roman" w:hAnsi="Times New Roman" w:cs="Times New Roman"/>
+          <w:lang w:val="en-US"/>
+        </w:rPr>
+      </w:pPr>
+      <w:proofErr w:type="spellStart"/>
+      <w:r>
+        <w:rPr>
+          <w:rFonts w:ascii="Times New Roman" w:hAnsi="Times New Roman" w:cs="Times New Roman"/>
+          <w:lang w:val="en-US"/>
+        </w:rPr>
+        <w:t>StatsTab</w:t>
+      </w:r>
+      <w:proofErr w:type="spellEnd"/>
+    </w:p>
+    <w:p>
+      <w:pPr>
+        <w:rPr>
+          <w:rFonts w:ascii="Times New Roman" w:hAnsi="Times New Roman" w:cs="Times New Roman"/>
+          <w:lang w:val="en-US"/>
+        </w:rPr>
+      </w:pPr>
+    </w:p>
+    <w:p>
+      <w:pPr>
+        <w:rPr>
+          <w:rFonts w:ascii="Times New Roman" w:hAnsi="Times New Roman" w:cs="Times New Roman"/>
+          <w:lang w:val="en-US"/>
+        </w:rPr>
+      </w:pPr>
+      <w:r>
+        <w:rPr>
+          <w:rFonts w:ascii="Times New Roman" w:hAnsi="Times New Roman" w:cs="Times New Roman"/>
+          <w:lang w:val="en-US"/>
+        </w:rPr>
+        <w:t>Because the backend objects are designed with clear getters and a consistent structure, the frontend can process them easily.</w:t>
+      </w:r>
+    </w:p>
+    <w:p>
+      <w:pPr>
+        <w:rPr>
+          <w:rFonts w:ascii="Times New Roman" w:hAnsi="Times New Roman" w:cs="Times New Roman"/>
+          <w:lang w:val="en-US"/>
+        </w:rPr>
+      </w:pPr>
+    </w:p>
+    <w:p>
+      <w:pPr>
+        <w:rPr>
+          <w:rFonts w:ascii="Times New Roman" w:hAnsi="Times New Roman" w:cs="Times New Roman"/>
+          <w:lang w:val="en-US"/>
+        </w:rPr>
+      </w:pPr>
+    </w:p>
+    <w:p>
+      <w:pPr>
+        <w:pStyle w:val="ListParagraph"/>
+        <w:numPr>
+          <w:ilvl w:val="0"/>
+          <w:numId w:val="1"/>
+        </w:numPr>
+        <w:rPr>
+          <w:rFonts w:ascii="Times New Roman" w:hAnsi="Times New Roman" w:cs="Times New Roman"/>
+          <w:b/>
+          <w:bCs/>
+          <w:lang w:val="en-US"/>
+        </w:rPr>
+      </w:pPr>
+      <w:r>
+        <w:rPr>
+          <w:rFonts w:ascii="Times New Roman" w:hAnsi="Times New Roman" w:cs="Times New Roman"/>
+          <w:b/>
+          <w:bCs/>
+          <w:lang w:val="en-US"/>
+        </w:rPr>
+        <w:t>Challenges and Solutions</w:t>
+      </w:r>
+    </w:p>
+    <w:p>
+      <w:pPr>
+        <w:rPr>
+          <w:rFonts w:ascii="Times New Roman" w:hAnsi="Times New Roman" w:cs="Times New Roman"/>
+          <w:b/>
+          <w:bCs/>
+          <w:lang w:val="en-US"/>
+        </w:rPr>
+      </w:pPr>
+    </w:p>
+    <w:p>
+      <w:pPr>
+        <w:rPr>
+          <w:rFonts w:ascii="Times New Roman" w:hAnsi="Times New Roman" w:cs="Times New Roman"/>
+          <w:lang w:val="en-US"/>
+        </w:rPr>
+      </w:pPr>
+      <w:r>
+        <w:rPr>
+          <w:rFonts w:ascii="Times New Roman" w:hAnsi="Times New Roman" w:cs="Times New Roman"/>
+          <w:lang w:val="en-US"/>
+        </w:rPr>
+        <w:t xml:space="preserve">During the development of the Rollins Tennis Archive application, our team encountered several technical and design-related challenges. These issues helped shape the final structure of the </w:t>
+      </w:r>
+      <w:r>
+        <w:rPr>
+          <w:rFonts w:ascii="Times New Roman" w:hAnsi="Times New Roman" w:cs="Times New Roman"/>
+          <w:lang w:val="en-US"/>
+        </w:rPr>
+        <w:t>system and</w:t>
+      </w:r>
+      <w:r>
+        <w:rPr>
+          <w:rFonts w:ascii="Times New Roman" w:hAnsi="Times New Roman" w:cs="Times New Roman"/>
+          <w:lang w:val="en-US"/>
+        </w:rPr>
+        <w:t xml:space="preserve"> overcoming them strengthened our understanding of full-stack development and OOP design. Below are the most relevant challenges we faced and how we addressed them.</w:t>
+      </w:r>
+    </w:p>
+    <w:p>
+      <w:pPr>
+        <w:rPr>
+          <w:rFonts w:ascii="Times New Roman" w:hAnsi="Times New Roman" w:cs="Times New Roman"/>
+          <w:lang w:val="en-US"/>
+        </w:rPr>
+      </w:pPr>
+    </w:p>
+    <w:p>
+      <w:pPr>
+        <w:rPr>
+          <w:rFonts w:ascii="Times New Roman" w:hAnsi="Times New Roman" w:cs="Times New Roman"/>
+          <w:lang w:val="en-US"/>
+        </w:rPr>
+      </w:pPr>
+    </w:p>
+    <w:p>
+      <w:pPr>
+        <w:pStyle w:val="ListParagraph"/>
+        <w:numPr>
+          <w:ilvl w:val="1"/>
+          <w:numId w:val="1"/>
+        </w:numPr>
+        <w:rPr>
+          <w:rFonts w:ascii="Times New Roman" w:hAnsi="Times New Roman" w:cs="Times New Roman"/>
+          <w:lang w:val="en-US"/>
+        </w:rPr>
+      </w:pPr>
+      <w:r>
+        <w:rPr>
+          <w:rFonts w:ascii="Times New Roman" w:hAnsi="Times New Roman" w:cs="Times New Roman"/>
+          <w:lang w:val="en-US"/>
+        </w:rPr>
+        <w:t>Designing an OOP</w:t>
+      </w:r>
+      <w:r>
+        <w:rPr>
+          <w:rFonts w:ascii="Times New Roman" w:hAnsi="Times New Roman" w:cs="Times New Roman"/>
+          <w:lang w:val="en-US"/>
+        </w:rPr>
+        <w:t xml:space="preserve"> structure that works for both singles and doubles</w:t>
+      </w:r>
+    </w:p>
+    <w:p>
+      <w:pPr>
+        <w:rPr>
+          <w:rFonts w:ascii="Times New Roman" w:hAnsi="Times New Roman" w:cs="Times New Roman"/>
+          <w:lang w:val="en-US"/>
+        </w:rPr>
+      </w:pPr>
+    </w:p>
+    <w:p>
+      <w:pPr>
+        <w:rPr>
+          <w:rFonts w:ascii="Times New Roman" w:hAnsi="Times New Roman" w:cs="Times New Roman"/>
+          <w:lang w:val="en-US"/>
+        </w:rPr>
+      </w:pPr>
+      <w:r>
+        <w:rPr>
+          <w:rFonts w:ascii="Times New Roman" w:hAnsi="Times New Roman" w:cs="Times New Roman"/>
+          <w:lang w:val="en-US"/>
+        </w:rPr>
+        <w:t>Challenge: In the early stages, we struggled to create a class hierarchy that could accurately model both singles and doubles matches without duplicating code. Both formats have different numbers of players and different participant structures, which made the initial design messy and inconsistent.</w:t>
+      </w:r>
+    </w:p>
+    <w:p>
+      <w:pPr>
+        <w:rPr>
+          <w:rFonts w:ascii="Times New Roman" w:hAnsi="Times New Roman" w:cs="Times New Roman"/>
+          <w:lang w:val="en-US"/>
+        </w:rPr>
+      </w:pPr>
+    </w:p>
+    <w:p>
+      <w:pPr>
+        <w:rPr>
+          <w:rFonts w:ascii="Times New Roman" w:hAnsi="Times New Roman" w:cs="Times New Roman"/>
+          <w:lang w:val="en-US"/>
+        </w:rPr>
+      </w:pPr>
+      <w:r>
+        <w:rPr>
+          <w:rFonts w:ascii="Times New Roman" w:hAnsi="Times New Roman" w:cs="Times New Roman"/>
+          <w:lang w:val="en-US"/>
+        </w:rPr>
+        <w:t xml:space="preserve">Solution: We implemented an abstract </w:t>
+      </w:r>
+      <w:r>
+        <w:rPr>
+          <w:rFonts w:ascii="Times New Roman" w:hAnsi="Times New Roman" w:cs="Times New Roman"/>
+          <w:i/>
+          <w:iCs/>
+          <w:lang w:val="en-US"/>
+        </w:rPr>
+        <w:t>Match</w:t>
+      </w:r>
+      <w:r>
+        <w:rPr>
+          <w:rFonts w:ascii="Times New Roman" w:hAnsi="Times New Roman" w:cs="Times New Roman"/>
+          <w:lang w:val="en-US"/>
+        </w:rPr>
+        <w:t xml:space="preserve"> class to hold shared fields, such as date, season, opponent, score, and result, and created two subclasses (</w:t>
+      </w:r>
+      <w:proofErr w:type="spellStart"/>
+      <w:r>
+        <w:rPr>
+          <w:rFonts w:ascii="Times New Roman" w:hAnsi="Times New Roman" w:cs="Times New Roman"/>
+          <w:i/>
+          <w:iCs/>
+          <w:lang w:val="en-US"/>
+        </w:rPr>
+        <w:t>SinglesMatch</w:t>
+      </w:r>
+      <w:proofErr w:type="spellEnd"/>
+      <w:r>
+        <w:rPr>
+          <w:rFonts w:ascii="Times New Roman" w:hAnsi="Times New Roman" w:cs="Times New Roman"/>
+          <w:lang w:val="en-US"/>
+        </w:rPr>
+        <w:t xml:space="preserve"> and </w:t>
+      </w:r>
+      <w:proofErr w:type="spellStart"/>
+      <w:r>
+        <w:rPr>
+          <w:rFonts w:ascii="Times New Roman" w:hAnsi="Times New Roman" w:cs="Times New Roman"/>
+          <w:i/>
+          <w:iCs/>
+          <w:lang w:val="en-US"/>
+        </w:rPr>
+        <w:t>DoublesMatch</w:t>
+      </w:r>
+      <w:proofErr w:type="spellEnd"/>
+      <w:r>
+        <w:rPr>
+          <w:rFonts w:ascii="Times New Roman" w:hAnsi="Times New Roman" w:cs="Times New Roman"/>
+          <w:lang w:val="en-US"/>
+        </w:rPr>
+        <w:t xml:space="preserve">) for the specific formats. This allowed us to keep shared behavior in one place while letting each subclass implement its own version of methods like </w:t>
+      </w:r>
+      <w:proofErr w:type="spellStart"/>
+      <w:r>
+        <w:rPr>
+          <w:rFonts w:ascii="Times New Roman" w:hAnsi="Times New Roman" w:cs="Times New Roman"/>
+          <w:i/>
+          <w:iCs/>
+          <w:lang w:val="en-US"/>
+        </w:rPr>
+        <w:t>getParticipants</w:t>
+      </w:r>
+      <w:proofErr w:type="spellEnd"/>
+      <w:r>
+        <w:rPr>
+          <w:rFonts w:ascii="Times New Roman" w:hAnsi="Times New Roman" w:cs="Times New Roman"/>
+          <w:i/>
+          <w:iCs/>
+          <w:lang w:val="en-US"/>
+        </w:rPr>
+        <w:t>()</w:t>
+      </w:r>
+      <w:r>
+        <w:rPr>
+          <w:rFonts w:ascii="Times New Roman" w:hAnsi="Times New Roman" w:cs="Times New Roman"/>
+          <w:lang w:val="en-US"/>
+        </w:rPr>
+        <w:t xml:space="preserve"> and </w:t>
+      </w:r>
+      <w:proofErr w:type="spellStart"/>
+      <w:r>
+        <w:rPr>
+          <w:rFonts w:ascii="Times New Roman" w:hAnsi="Times New Roman" w:cs="Times New Roman"/>
+          <w:i/>
+          <w:iCs/>
+          <w:lang w:val="en-US"/>
+        </w:rPr>
+        <w:t>getMatchType</w:t>
+      </w:r>
+      <w:proofErr w:type="spellEnd"/>
+      <w:r>
+        <w:rPr>
+          <w:rFonts w:ascii="Times New Roman" w:hAnsi="Times New Roman" w:cs="Times New Roman"/>
+          <w:i/>
+          <w:iCs/>
+          <w:lang w:val="en-US"/>
+        </w:rPr>
+        <w:t>().</w:t>
+      </w:r>
+      <w:r>
+        <w:rPr>
+          <w:rFonts w:ascii="Times New Roman" w:hAnsi="Times New Roman" w:cs="Times New Roman"/>
+          <w:lang w:val="en-US"/>
+        </w:rPr>
+        <w:t xml:space="preserve"> This cleaned up the codebase and made the match model scalable</w:t>
+      </w:r>
+    </w:p>
+    <w:p>
+      <w:pPr>
+        <w:rPr>
+          <w:rFonts w:ascii="Times New Roman" w:hAnsi="Times New Roman" w:cs="Times New Roman"/>
+          <w:lang w:val="en-US"/>
+        </w:rPr>
+      </w:pPr>
+    </w:p>
+    <w:p>
+      <w:pPr>
+        <w:rPr>
+          <w:rFonts w:ascii="Times New Roman" w:hAnsi="Times New Roman" w:cs="Times New Roman"/>
+          <w:lang w:val="en-US"/>
+        </w:rPr>
+      </w:pPr>
+    </w:p>
+    <w:p>
+      <w:pPr>
+        <w:pStyle w:val="ListParagraph"/>
+        <w:numPr>
+          <w:ilvl w:val="1"/>
+          <w:numId w:val="1"/>
+        </w:numPr>
+        <w:rPr>
+          <w:rFonts w:ascii="Times New Roman" w:hAnsi="Times New Roman" w:cs="Times New Roman"/>
+          <w:lang w:val="en-US"/>
+        </w:rPr>
+      </w:pPr>
+      <w:r>
+        <w:rPr>
+          <w:rFonts w:ascii="Times New Roman" w:hAnsi="Times New Roman" w:cs="Times New Roman"/>
+          <w:lang w:val="en-US"/>
+        </w:rPr>
+        <w:t>Organizing match data for efficient filtering and statistics</w:t>
+      </w:r>
+    </w:p>
+    <w:p>
+      <w:pPr>
+        <w:rPr>
+          <w:rFonts w:ascii="Times New Roman" w:hAnsi="Times New Roman" w:cs="Times New Roman"/>
+          <w:lang w:val="en-US"/>
+        </w:rPr>
+      </w:pPr>
+    </w:p>
+    <w:p>
+      <w:pPr>
+        <w:rPr>
+          <w:rFonts w:ascii="Times New Roman" w:hAnsi="Times New Roman" w:cs="Times New Roman"/>
+          <w:lang w:val="en-US"/>
+        </w:rPr>
+      </w:pPr>
+      <w:r>
+        <w:rPr>
+          <w:rFonts w:ascii="Times New Roman" w:hAnsi="Times New Roman" w:cs="Times New Roman"/>
+          <w:lang w:val="en-US"/>
+        </w:rPr>
+        <w:t>Challenge: We needed an efficient way to store and retrieve matches by season and match type. Storing everything in one single list made filtering slow and cluttered the code with repeated checks.</w:t>
+      </w:r>
+    </w:p>
+    <w:p>
+      <w:pPr>
+        <w:rPr>
+          <w:rFonts w:ascii="Times New Roman" w:hAnsi="Times New Roman" w:cs="Times New Roman"/>
+          <w:lang w:val="en-US"/>
+        </w:rPr>
+      </w:pPr>
+    </w:p>
+    <w:p>
+      <w:pPr>
+        <w:rPr>
+          <w:rFonts w:ascii="Times New Roman" w:hAnsi="Times New Roman" w:cs="Times New Roman"/>
+          <w:lang w:val="en-US"/>
+        </w:rPr>
+      </w:pPr>
+      <w:r>
+        <w:rPr>
+          <w:rFonts w:ascii="Times New Roman" w:hAnsi="Times New Roman" w:cs="Times New Roman"/>
+          <w:lang w:val="en-US"/>
+        </w:rPr>
+        <w:t xml:space="preserve">Solution: </w:t>
+      </w:r>
+      <w:proofErr w:type="spellStart"/>
+      <w:r>
+        <w:rPr>
+          <w:rFonts w:ascii="Times New Roman" w:hAnsi="Times New Roman" w:cs="Times New Roman"/>
+          <w:i/>
+          <w:iCs/>
+          <w:lang w:val="en-US"/>
+        </w:rPr>
+        <w:t>MatchRepository</w:t>
+      </w:r>
+      <w:proofErr w:type="spellEnd"/>
+      <w:r>
+        <w:rPr>
+          <w:rFonts w:ascii="Times New Roman" w:hAnsi="Times New Roman" w:cs="Times New Roman"/>
+          <w:lang w:val="en-US"/>
+        </w:rPr>
+        <w:t xml:space="preserve"> now stores all matches in both a master </w:t>
+      </w:r>
+      <w:r>
+        <w:rPr>
+          <w:rFonts w:ascii="Times New Roman" w:hAnsi="Times New Roman" w:cs="Times New Roman"/>
+          <w:i/>
+          <w:iCs/>
+          <w:lang w:val="en-US"/>
+        </w:rPr>
+        <w:t>List&lt;Match&gt;</w:t>
+      </w:r>
+      <w:r>
+        <w:rPr>
+          <w:rFonts w:ascii="Times New Roman" w:hAnsi="Times New Roman" w:cs="Times New Roman"/>
+          <w:lang w:val="en-US"/>
+        </w:rPr>
+        <w:t xml:space="preserve"> and a </w:t>
+      </w:r>
+      <w:r>
+        <w:rPr>
+          <w:rFonts w:ascii="Times New Roman" w:hAnsi="Times New Roman" w:cs="Times New Roman"/>
+          <w:i/>
+          <w:iCs/>
+          <w:lang w:val="en-US"/>
+        </w:rPr>
+        <w:t>Map&lt;Season, List&lt;Match&gt;&gt;.</w:t>
+      </w:r>
+      <w:r>
+        <w:rPr>
+          <w:rFonts w:ascii="Times New Roman" w:hAnsi="Times New Roman" w:cs="Times New Roman"/>
+          <w:lang w:val="en-US"/>
+        </w:rPr>
+        <w:t xml:space="preserve"> This structure gives us a complete list when needed and fast </w:t>
+      </w:r>
+      <w:r>
+        <w:rPr>
+          <w:rFonts w:ascii="Times New Roman" w:hAnsi="Times New Roman" w:cs="Times New Roman"/>
+          <w:lang w:val="en-US"/>
+        </w:rPr>
+        <w:lastRenderedPageBreak/>
+        <w:t>season-based lookups for statistics and filtering. This approach simplified both the controller and the statistics logic and improved the overall performance of the backend.</w:t>
+      </w:r>
+    </w:p>
+    <w:p>
+      <w:pPr>
+        <w:rPr>
+          <w:rFonts w:ascii="Times New Roman" w:hAnsi="Times New Roman" w:cs="Times New Roman"/>
+          <w:lang w:val="en-US"/>
+        </w:rPr>
+      </w:pPr>
+    </w:p>
+    <w:p>
+      <w:pPr>
+        <w:rPr>
+          <w:rFonts w:ascii="Times New Roman" w:hAnsi="Times New Roman" w:cs="Times New Roman"/>
+          <w:lang w:val="en-US"/>
+        </w:rPr>
+      </w:pPr>
+    </w:p>
+    <w:p>
+      <w:pPr>
+        <w:pStyle w:val="ListParagraph"/>
+        <w:numPr>
+          <w:ilvl w:val="1"/>
+          <w:numId w:val="1"/>
+        </w:numPr>
+        <w:rPr>
+          <w:rFonts w:ascii="Times New Roman" w:hAnsi="Times New Roman" w:cs="Times New Roman"/>
+          <w:lang w:val="en-US"/>
+        </w:rPr>
+      </w:pPr>
+      <w:r>
+        <w:rPr>
+          <w:rFonts w:ascii="Times New Roman" w:hAnsi="Times New Roman" w:cs="Times New Roman"/>
+          <w:lang w:val="en-US"/>
+        </w:rPr>
+        <w:t>Ensuring consistent data transfer between backend and frontend</w:t>
+      </w:r>
+    </w:p>
+    <w:p>
+      <w:pPr>
+        <w:rPr>
+          <w:rFonts w:ascii="Times New Roman" w:hAnsi="Times New Roman" w:cs="Times New Roman"/>
+          <w:lang w:val="en-US"/>
+        </w:rPr>
+      </w:pPr>
+    </w:p>
+    <w:p>
+      <w:pPr>
+        <w:rPr>
+          <w:rFonts w:ascii="Times New Roman" w:hAnsi="Times New Roman" w:cs="Times New Roman"/>
+          <w:lang w:val="en-US"/>
+        </w:rPr>
+      </w:pPr>
+      <w:r>
+        <w:rPr>
+          <w:rFonts w:ascii="Times New Roman" w:hAnsi="Times New Roman" w:cs="Times New Roman"/>
+          <w:lang w:val="en-US"/>
+        </w:rPr>
+        <w:t>Challenge: The React frontend relies on the backend returning clean, well-structured JSON. Any inconsistency in field names or formats caused display issues or incorrect filtering in the UI.</w:t>
+      </w:r>
+    </w:p>
+    <w:p>
+      <w:pPr>
+        <w:rPr>
+          <w:rFonts w:ascii="Times New Roman" w:hAnsi="Times New Roman" w:cs="Times New Roman"/>
+          <w:lang w:val="en-US"/>
+        </w:rPr>
+      </w:pPr>
+    </w:p>
+    <w:p>
+      <w:pPr>
+        <w:rPr>
+          <w:rFonts w:ascii="Times New Roman" w:hAnsi="Times New Roman" w:cs="Times New Roman"/>
+          <w:lang w:val="en-US"/>
+        </w:rPr>
+      </w:pPr>
+      <w:r>
+        <w:rPr>
+          <w:rFonts w:ascii="Times New Roman" w:hAnsi="Times New Roman" w:cs="Times New Roman"/>
+          <w:lang w:val="en-US"/>
+        </w:rPr>
+        <w:t xml:space="preserve">Solution: We standardized all data models and ensured that the Java classes used clear, consistent field names and getters. We also used </w:t>
+      </w:r>
+      <w:proofErr w:type="spellStart"/>
+      <w:r>
+        <w:rPr>
+          <w:rFonts w:ascii="Times New Roman" w:hAnsi="Times New Roman" w:cs="Times New Roman"/>
+          <w:lang w:val="en-US"/>
+        </w:rPr>
+        <w:t>Gson</w:t>
+      </w:r>
+      <w:proofErr w:type="spellEnd"/>
+      <w:r>
+        <w:rPr>
+          <w:rFonts w:ascii="Times New Roman" w:hAnsi="Times New Roman" w:cs="Times New Roman"/>
+          <w:lang w:val="en-US"/>
+        </w:rPr>
+        <w:t xml:space="preserve"> for serialization, which allowed us to keep responses predictable across all endpoints. Once the backend and frontend agreed on a stable format, the UI became much more reliable.</w:t>
+      </w:r>
+    </w:p>
+    <w:p>
+      <w:pPr>
+        <w:rPr>
+          <w:rFonts w:ascii="Times New Roman" w:hAnsi="Times New Roman" w:cs="Times New Roman"/>
+          <w:lang w:val="en-US"/>
+        </w:rPr>
+      </w:pPr>
+    </w:p>
+    <w:p>
+      <w:pPr>
+        <w:rPr>
+          <w:rFonts w:ascii="Times New Roman" w:hAnsi="Times New Roman" w:cs="Times New Roman"/>
+          <w:lang w:val="en-US"/>
+        </w:rPr>
+      </w:pPr>
+    </w:p>
+    <w:p>
+      <w:pPr>
+        <w:pStyle w:val="ListParagraph"/>
+        <w:numPr>
+          <w:ilvl w:val="1"/>
+          <w:numId w:val="1"/>
+        </w:numPr>
+        <w:rPr>
+          <w:rFonts w:ascii="Times New Roman" w:hAnsi="Times New Roman" w:cs="Times New Roman"/>
+          <w:lang w:val="en-US"/>
+        </w:rPr>
+      </w:pPr>
+      <w:r>
+        <w:rPr>
+          <w:rFonts w:ascii="Times New Roman" w:hAnsi="Times New Roman" w:cs="Times New Roman"/>
+          <w:lang w:val="en-US"/>
+        </w:rPr>
+        <w:t xml:space="preserve">Creating meaningful statistics while keeping logic maintainable </w:t>
+      </w:r>
+    </w:p>
+    <w:p>
+      <w:pPr>
+        <w:rPr>
+          <w:rFonts w:ascii="Times New Roman" w:hAnsi="Times New Roman" w:cs="Times New Roman"/>
+          <w:lang w:val="en-US"/>
+        </w:rPr>
+      </w:pPr>
+    </w:p>
+    <w:p>
+      <w:pPr>
+        <w:rPr>
+          <w:rFonts w:ascii="Times New Roman" w:hAnsi="Times New Roman" w:cs="Times New Roman"/>
+          <w:lang w:val="en-US"/>
+        </w:rPr>
+      </w:pPr>
+      <w:r>
+        <w:rPr>
+          <w:rFonts w:ascii="Times New Roman" w:hAnsi="Times New Roman" w:cs="Times New Roman"/>
+          <w:lang w:val="en-US"/>
+        </w:rPr>
+        <w:t>Challenge: Implementing win/loss calculations, player statistics, and season summaries required looping through mixed match types and handling both singles and doubles scenarios. Without careful planning, the statistical logic became overly complicated.</w:t>
+      </w:r>
+    </w:p>
+    <w:p>
+      <w:pPr>
+        <w:rPr>
+          <w:rFonts w:ascii="Times New Roman" w:hAnsi="Times New Roman" w:cs="Times New Roman"/>
+          <w:lang w:val="en-US"/>
+        </w:rPr>
+      </w:pPr>
+    </w:p>
+    <w:p>
+      <w:pPr>
+        <w:rPr>
+          <w:rFonts w:ascii="Times New Roman" w:hAnsi="Times New Roman" w:cs="Times New Roman"/>
+          <w:lang w:val="en-US"/>
+        </w:rPr>
+      </w:pPr>
+      <w:r>
+        <w:rPr>
+          <w:rFonts w:ascii="Times New Roman" w:hAnsi="Times New Roman" w:cs="Times New Roman"/>
+          <w:lang w:val="en-US"/>
+        </w:rPr>
+        <w:t xml:space="preserve">Solution: We moved all statistics-related computations into a dedicated </w:t>
+      </w:r>
+      <w:proofErr w:type="spellStart"/>
+      <w:r>
+        <w:rPr>
+          <w:rFonts w:ascii="Times New Roman" w:hAnsi="Times New Roman" w:cs="Times New Roman"/>
+          <w:i/>
+          <w:iCs/>
+          <w:lang w:val="en-US"/>
+        </w:rPr>
+        <w:t>StatsService</w:t>
+      </w:r>
+      <w:proofErr w:type="spellEnd"/>
+      <w:r>
+        <w:rPr>
+          <w:rFonts w:ascii="Times New Roman" w:hAnsi="Times New Roman" w:cs="Times New Roman"/>
+          <w:lang w:val="en-US"/>
+        </w:rPr>
+        <w:t xml:space="preserve"> class. By centralizing this logic, we avoided code duplication and made the calculations easier to test and expand. Polymorphism also helped, since </w:t>
+      </w:r>
+      <w:proofErr w:type="spellStart"/>
+      <w:r>
+        <w:rPr>
+          <w:rFonts w:ascii="Times New Roman" w:hAnsi="Times New Roman" w:cs="Times New Roman"/>
+          <w:i/>
+          <w:iCs/>
+          <w:lang w:val="en-US"/>
+        </w:rPr>
+        <w:t>StatsService</w:t>
+      </w:r>
+      <w:proofErr w:type="spellEnd"/>
+      <w:r>
+        <w:rPr>
+          <w:rFonts w:ascii="Times New Roman" w:hAnsi="Times New Roman" w:cs="Times New Roman"/>
+          <w:lang w:val="en-US"/>
+        </w:rPr>
+        <w:t xml:space="preserve"> interacts with Match objects generically and doesn’t need to distinguish between subclasses.</w:t>
+      </w:r>
+    </w:p>
+    <w:p>
+      <w:pPr>
+        <w:rPr>
+          <w:rFonts w:ascii="Times New Roman" w:hAnsi="Times New Roman" w:cs="Times New Roman"/>
+          <w:lang w:val="en-US"/>
+        </w:rPr>
+      </w:pPr>
+    </w:p>
+    <w:p>
+      <w:pPr>
+        <w:rPr>
+          <w:rFonts w:ascii="Times New Roman" w:hAnsi="Times New Roman" w:cs="Times New Roman"/>
+          <w:lang w:val="en-US"/>
+        </w:rPr>
+      </w:pPr>
+    </w:p>
+    <w:p>
+      <w:pPr>
+        <w:rPr>
+          <w:rFonts w:ascii="Times New Roman" w:hAnsi="Times New Roman" w:cs="Times New Roman"/>
+          <w:lang w:val="en-US"/>
+        </w:rPr>
+      </w:pPr>
+    </w:p>
+    <w:p>
+      <w:pPr>
+        <w:pStyle w:val="ListParagraph"/>
+        <w:numPr>
+          <w:ilvl w:val="0"/>
+          <w:numId w:val="1"/>
+        </w:numPr>
+        <w:rPr>
+          <w:rFonts w:ascii="Times New Roman" w:hAnsi="Times New Roman" w:cs="Times New Roman"/>
+          <w:b/>
+          <w:bCs/>
+          <w:lang w:val="en-US"/>
+        </w:rPr>
+      </w:pPr>
+      <w:r>
+        <w:rPr>
+          <w:rFonts w:ascii="Times New Roman" w:hAnsi="Times New Roman" w:cs="Times New Roman"/>
+          <w:b/>
+          <w:bCs/>
+          <w:lang w:val="en-US"/>
+        </w:rPr>
+        <w:t>Contribution summary</w:t>
+      </w:r>
+    </w:p>
+    <w:p>
+      <w:pPr>
+        <w:rPr>
+          <w:rFonts w:ascii="Times New Roman" w:hAnsi="Times New Roman" w:cs="Times New Roman"/>
+          <w:lang w:val="en-US"/>
+        </w:rPr>
+      </w:pPr>
+    </w:p>
+    <w:p>
+      <w:pPr>
+        <w:rPr>
+          <w:rFonts w:ascii="Times New Roman" w:hAnsi="Times New Roman" w:cs="Times New Roman"/>
+          <w:lang w:val="en-US"/>
+        </w:rPr>
+      </w:pPr>
+      <w:r>
+        <w:rPr>
+          <w:rFonts w:ascii="Times New Roman" w:hAnsi="Times New Roman" w:cs="Times New Roman"/>
+          <w:lang w:val="en-US"/>
+        </w:rPr>
+        <w:t>Our team collaborated throughout the development of the Rollins Tennis Archive application, sharing responsibilities in design, implementation, testing, and documentation. While all members contributed to debugging, planning, and refining the system architecture, each person also focused on specific areas. The table below summarizes the primary contributions.</w:t>
+      </w:r>
+    </w:p>
+    <w:p>
+      <w:pPr>
+        <w:rPr>
+          <w:rFonts w:ascii="Times New Roman" w:hAnsi="Times New Roman" w:cs="Times New Roman"/>
+          <w:lang w:val="en-US"/>
+        </w:rPr>
+      </w:pPr>
+    </w:p>
+    <w:p>
+      <w:pPr>
+        <w:rPr>
+          <w:rFonts w:ascii="Times New Roman" w:hAnsi="Times New Roman" w:cs="Times New Roman"/>
+          <w:lang w:val="en-US"/>
+        </w:rPr>
+      </w:pPr>
+      <w:r>
+        <w:rPr>
+          <w:rFonts w:ascii="Times New Roman" w:hAnsi="Times New Roman" w:cs="Times New Roman"/>
+          <w:lang w:val="en-US"/>
+        </w:rPr>
+        <w:t xml:space="preserve">Madhav Khanal: Led backend development, including implementing </w:t>
+      </w:r>
+      <w:proofErr w:type="spellStart"/>
+      <w:r>
+        <w:rPr>
+          <w:rFonts w:ascii="Times New Roman" w:hAnsi="Times New Roman" w:cs="Times New Roman"/>
+          <w:i/>
+          <w:iCs/>
+          <w:lang w:val="en-US"/>
+        </w:rPr>
+        <w:t>MatchRepository</w:t>
+      </w:r>
+      <w:proofErr w:type="spellEnd"/>
+      <w:r>
+        <w:rPr>
+          <w:rFonts w:ascii="Times New Roman" w:hAnsi="Times New Roman" w:cs="Times New Roman"/>
+          <w:lang w:val="en-US"/>
+        </w:rPr>
+        <w:t xml:space="preserve">, </w:t>
+      </w:r>
+      <w:proofErr w:type="spellStart"/>
+      <w:r>
+        <w:rPr>
+          <w:rFonts w:ascii="Times New Roman" w:hAnsi="Times New Roman" w:cs="Times New Roman"/>
+          <w:i/>
+          <w:iCs/>
+          <w:lang w:val="en-US"/>
+        </w:rPr>
+        <w:t>StatsService</w:t>
+      </w:r>
+      <w:proofErr w:type="spellEnd"/>
+      <w:r>
+        <w:rPr>
+          <w:rFonts w:ascii="Times New Roman" w:hAnsi="Times New Roman" w:cs="Times New Roman"/>
+          <w:lang w:val="en-US"/>
+        </w:rPr>
+        <w:t xml:space="preserve">, and major portions of the REST API. Built filtering logic, statistics calculations, and endpoint structures in </w:t>
+      </w:r>
+      <w:proofErr w:type="spellStart"/>
+      <w:r>
+        <w:rPr>
+          <w:rFonts w:ascii="Times New Roman" w:hAnsi="Times New Roman" w:cs="Times New Roman"/>
+          <w:i/>
+          <w:iCs/>
+          <w:lang w:val="en-US"/>
+        </w:rPr>
+        <w:t>TennisController</w:t>
+      </w:r>
+      <w:proofErr w:type="spellEnd"/>
+      <w:r>
+        <w:rPr>
+          <w:rFonts w:ascii="Times New Roman" w:hAnsi="Times New Roman" w:cs="Times New Roman"/>
+          <w:lang w:val="en-US"/>
+        </w:rPr>
+        <w:t>, and performed backend testing using curl.</w:t>
+      </w:r>
+    </w:p>
+    <w:p>
+      <w:pPr>
+        <w:rPr>
+          <w:rFonts w:ascii="Times New Roman" w:hAnsi="Times New Roman" w:cs="Times New Roman"/>
+          <w:lang w:val="en-US"/>
+        </w:rPr>
+      </w:pPr>
+    </w:p>
+    <w:p>
+      <w:pPr>
+        <w:rPr>
+          <w:rFonts w:ascii="Times New Roman" w:hAnsi="Times New Roman" w:cs="Times New Roman"/>
+          <w:lang w:val="en-US"/>
+        </w:rPr>
+      </w:pPr>
+      <w:r>
+        <w:rPr>
+          <w:rFonts w:ascii="Times New Roman" w:hAnsi="Times New Roman" w:cs="Times New Roman"/>
+          <w:lang w:val="en-US"/>
+        </w:rPr>
+        <w:t xml:space="preserve">Richard Stoiberer: Designed the domain model (Player, Match, </w:t>
+      </w:r>
+      <w:proofErr w:type="spellStart"/>
+      <w:r>
+        <w:rPr>
+          <w:rFonts w:ascii="Times New Roman" w:hAnsi="Times New Roman" w:cs="Times New Roman"/>
+          <w:lang w:val="en-US"/>
+        </w:rPr>
+        <w:t>SinglesMatch</w:t>
+      </w:r>
+      <w:proofErr w:type="spellEnd"/>
+      <w:r>
+        <w:rPr>
+          <w:rFonts w:ascii="Times New Roman" w:hAnsi="Times New Roman" w:cs="Times New Roman"/>
+          <w:lang w:val="en-US"/>
+        </w:rPr>
+        <w:t xml:space="preserve">, </w:t>
+      </w:r>
+      <w:proofErr w:type="spellStart"/>
+      <w:r>
+        <w:rPr>
+          <w:rFonts w:ascii="Times New Roman" w:hAnsi="Times New Roman" w:cs="Times New Roman"/>
+          <w:lang w:val="en-US"/>
+        </w:rPr>
+        <w:t>DoublesMatch</w:t>
+      </w:r>
+      <w:proofErr w:type="spellEnd"/>
+      <w:r>
+        <w:rPr>
+          <w:rFonts w:ascii="Times New Roman" w:hAnsi="Times New Roman" w:cs="Times New Roman"/>
+          <w:lang w:val="en-US"/>
+        </w:rPr>
+        <w:t>, Result, Season) and created the full UML class diagram. Contributed to backend logic, sample data creation, and API testing. Along with Stella, co-wrote the written project report and helped consolidate the final documentation.</w:t>
+      </w:r>
+    </w:p>
+    <w:p>
+      <w:pPr>
+        <w:rPr>
+          <w:rFonts w:ascii="Times New Roman" w:hAnsi="Times New Roman" w:cs="Times New Roman"/>
+          <w:lang w:val="en-US"/>
+        </w:rPr>
+      </w:pPr>
+    </w:p>
+    <w:p>
+      <w:pPr>
+        <w:rPr>
+          <w:rFonts w:ascii="Times New Roman" w:hAnsi="Times New Roman" w:cs="Times New Roman"/>
+          <w:lang w:val="en-US"/>
+        </w:rPr>
+      </w:pPr>
+      <w:r>
+        <w:rPr>
+          <w:rFonts w:ascii="Times New Roman" w:hAnsi="Times New Roman" w:cs="Times New Roman"/>
+          <w:lang w:val="en-US"/>
+        </w:rPr>
+        <w:t xml:space="preserve">Stella Fruijtier: Developed the React frontend and UI/UX design, including the layout of </w:t>
+      </w:r>
+      <w:proofErr w:type="spellStart"/>
+      <w:r>
+        <w:rPr>
+          <w:rFonts w:ascii="Times New Roman" w:hAnsi="Times New Roman" w:cs="Times New Roman"/>
+          <w:i/>
+          <w:iCs/>
+          <w:lang w:val="en-US"/>
+        </w:rPr>
+        <w:t>PlayerTab</w:t>
+      </w:r>
+      <w:proofErr w:type="spellEnd"/>
+      <w:r>
+        <w:rPr>
+          <w:rFonts w:ascii="Times New Roman" w:hAnsi="Times New Roman" w:cs="Times New Roman"/>
+          <w:lang w:val="en-US"/>
+        </w:rPr>
+        <w:t xml:space="preserve">, </w:t>
+      </w:r>
+      <w:proofErr w:type="spellStart"/>
+      <w:r>
+        <w:rPr>
+          <w:rFonts w:ascii="Times New Roman" w:hAnsi="Times New Roman" w:cs="Times New Roman"/>
+          <w:i/>
+          <w:iCs/>
+          <w:lang w:val="en-US"/>
+        </w:rPr>
+        <w:t>MatchesTab</w:t>
+      </w:r>
+      <w:proofErr w:type="spellEnd"/>
+      <w:r>
+        <w:rPr>
+          <w:rFonts w:ascii="Times New Roman" w:hAnsi="Times New Roman" w:cs="Times New Roman"/>
+          <w:lang w:val="en-US"/>
+        </w:rPr>
+        <w:t xml:space="preserve">, and </w:t>
+      </w:r>
+      <w:proofErr w:type="spellStart"/>
+      <w:r>
+        <w:rPr>
+          <w:rFonts w:ascii="Times New Roman" w:hAnsi="Times New Roman" w:cs="Times New Roman"/>
+          <w:i/>
+          <w:iCs/>
+          <w:lang w:val="en-US"/>
+        </w:rPr>
+        <w:t>StatsTab</w:t>
+      </w:r>
+      <w:proofErr w:type="spellEnd"/>
+      <w:r>
+        <w:rPr>
+          <w:rFonts w:ascii="Times New Roman" w:hAnsi="Times New Roman" w:cs="Times New Roman"/>
+          <w:lang w:val="en-US"/>
+        </w:rPr>
+        <w:t xml:space="preserve">. Implemented search bars, filters, tables, and component styling. Managed frontend-backend integration through </w:t>
+      </w:r>
+      <w:r>
+        <w:rPr>
+          <w:rFonts w:ascii="Times New Roman" w:hAnsi="Times New Roman" w:cs="Times New Roman"/>
+          <w:i/>
+          <w:iCs/>
+          <w:lang w:val="en-US"/>
+        </w:rPr>
+        <w:t>api.js</w:t>
+      </w:r>
+      <w:r>
+        <w:rPr>
+          <w:rFonts w:ascii="Times New Roman" w:hAnsi="Times New Roman" w:cs="Times New Roman"/>
+          <w:lang w:val="en-US"/>
+        </w:rPr>
+        <w:t>.</w:t>
+      </w:r>
+    </w:p>
+    <w:p>
+      <w:pPr>
+        <w:rPr>
+          <w:rFonts w:ascii="Times New Roman" w:hAnsi="Times New Roman" w:cs="Times New Roman"/>
+          <w:lang w:val="en-US"/>
+        </w:rPr>
+      </w:pPr>
+    </w:p>
+    <w:p>
+      <w:pPr>
+        <w:rPr>
+          <w:rFonts w:ascii="Times New Roman" w:hAnsi="Times New Roman" w:cs="Times New Roman"/>
+          <w:lang w:val="en-US"/>
+        </w:rPr>
+      </w:pPr>
+    </w:p>
+    <w:p>
+      <w:pPr>
+        <w:rPr>
+          <w:rFonts w:ascii="Times New Roman" w:hAnsi="Times New Roman" w:cs="Times New Roman"/>
+          <w:lang w:val="en-US"/>
+        </w:rPr>
+      </w:pPr>
+      <w:r>
+        <w:rPr>
+          <w:rFonts w:ascii="Times New Roman" w:hAnsi="Times New Roman" w:cs="Times New Roman"/>
+          <w:lang w:val="en-US"/>
+        </w:rPr>
+        <w:lastRenderedPageBreak/>
+        <w:t>Collaborative work: All members contributed to:</w:t>
+      </w:r>
+    </w:p>
+    <w:p>
+      <w:pPr>
+        <w:pStyle w:val="ListParagraph"/>
+        <w:numPr>
+          <w:ilvl w:val="0"/>
+          <w:numId w:val="5"/>
+        </w:numPr>
+        <w:rPr>
+          <w:rFonts w:ascii="Times New Roman" w:hAnsi="Times New Roman" w:cs="Times New Roman"/>
+          <w:lang w:val="en-US"/>
+        </w:rPr>
+      </w:pPr>
+      <w:r>
+        <w:rPr>
+          <w:rFonts w:ascii="Times New Roman" w:hAnsi="Times New Roman" w:cs="Times New Roman"/>
+          <w:lang w:val="en-US"/>
+        </w:rPr>
+        <w:t>Planning the system architecture</w:t>
+      </w:r>
+    </w:p>
+    <w:p>
+      <w:pPr>
+        <w:pStyle w:val="ListParagraph"/>
+        <w:numPr>
+          <w:ilvl w:val="0"/>
+          <w:numId w:val="5"/>
+        </w:numPr>
+        <w:rPr>
+          <w:rFonts w:ascii="Times New Roman" w:hAnsi="Times New Roman" w:cs="Times New Roman"/>
+          <w:lang w:val="en-US"/>
+        </w:rPr>
+      </w:pPr>
+      <w:r>
+        <w:rPr>
+          <w:rFonts w:ascii="Times New Roman" w:hAnsi="Times New Roman" w:cs="Times New Roman"/>
+          <w:lang w:val="en-US"/>
+        </w:rPr>
+        <w:t>Creating and testing sample datasets</w:t>
+      </w:r>
+    </w:p>
+    <w:p>
+      <w:pPr>
+        <w:pStyle w:val="ListParagraph"/>
+        <w:numPr>
+          <w:ilvl w:val="0"/>
+          <w:numId w:val="5"/>
+        </w:numPr>
+        <w:rPr>
+          <w:rFonts w:ascii="Times New Roman" w:hAnsi="Times New Roman" w:cs="Times New Roman"/>
+          <w:lang w:val="en-US"/>
+        </w:rPr>
+      </w:pPr>
+      <w:r>
+        <w:rPr>
+          <w:rFonts w:ascii="Times New Roman" w:hAnsi="Times New Roman" w:cs="Times New Roman"/>
+          <w:lang w:val="en-US"/>
+        </w:rPr>
+        <w:t>Debugging issues across the stack</w:t>
+      </w:r>
+    </w:p>
+    <w:p>
+      <w:pPr>
+        <w:pStyle w:val="ListParagraph"/>
+        <w:numPr>
+          <w:ilvl w:val="0"/>
+          <w:numId w:val="5"/>
+        </w:numPr>
+        <w:rPr>
+          <w:rFonts w:ascii="Times New Roman" w:hAnsi="Times New Roman" w:cs="Times New Roman"/>
+          <w:lang w:val="en-US"/>
+        </w:rPr>
+      </w:pPr>
+      <w:r>
+        <w:rPr>
+          <w:rFonts w:ascii="Times New Roman" w:hAnsi="Times New Roman" w:cs="Times New Roman"/>
+          <w:lang w:val="en-US"/>
+        </w:rPr>
+        <w:t>Reviewing and improving each other’s work</w:t>
+      </w:r>
+    </w:p>
+    <w:p>
+      <w:pPr>
+        <w:pStyle w:val="ListParagraph"/>
+        <w:numPr>
+          <w:ilvl w:val="0"/>
+          <w:numId w:val="5"/>
+        </w:numPr>
+        <w:rPr>
+          <w:rFonts w:ascii="Times New Roman" w:hAnsi="Times New Roman" w:cs="Times New Roman"/>
+          <w:lang w:val="en-US"/>
+        </w:rPr>
+      </w:pPr>
+      <w:r>
+        <w:rPr>
+          <w:rFonts w:ascii="Times New Roman" w:hAnsi="Times New Roman" w:cs="Times New Roman"/>
+          <w:lang w:val="en-US"/>
+        </w:rPr>
+        <w:t>Preparing final presentation and demonstration</w:t>
+      </w:r>
+    </w:p>
+    <w:p>
+      <w:pPr>
+        <w:rPr>
+          <w:rFonts w:ascii="Times New Roman" w:hAnsi="Times New Roman" w:cs="Times New Roman"/>
+          <w:lang w:val="en-US"/>
+        </w:rPr>
+      </w:pPr>
+    </w:p>
+    <w:p>
+      <w:pPr>
+        <w:rPr>
+          <w:rFonts w:ascii="Times New Roman" w:hAnsi="Times New Roman" w:cs="Times New Roman"/>
+          <w:lang w:val="en-US"/>
+        </w:rPr>
+      </w:pPr>
+      <w:r>
+        <w:rPr>
+          <w:rFonts w:ascii="Times New Roman" w:hAnsi="Times New Roman" w:cs="Times New Roman"/>
+          <w:lang w:val="en-US"/>
+        </w:rPr>
+        <w:t>This collaborative approach ensured that the final product was cohesive, well-structured, and demonstrated strong teamwork.</w:t>
+      </w:r>
+    </w:p>
+    <w:p>
+      <w:pPr>
+        <w:rPr>
+          <w:rFonts w:ascii="Times New Roman" w:hAnsi="Times New Roman" w:cs="Times New Roman"/>
+          <w:lang w:val="en-US"/>
+        </w:rPr>
+      </w:pPr>
+    </w:p>
+    <w:p>
+      <w:pPr>
+        <w:rPr>
+          <w:rFonts w:ascii="Times New Roman" w:hAnsi="Times New Roman" w:cs="Times New Roman"/>
+          <w:lang w:val="en-US"/>
+        </w:rPr>
+      </w:pPr>
+    </w:p>
+    <w:p>
+      <w:pPr>
+        <w:rPr>
+          <w:rFonts w:ascii="Times New Roman" w:hAnsi="Times New Roman" w:cs="Times New Roman"/>
+          <w:lang w:val="en-US"/>
+        </w:rPr>
+      </w:pPr>
+    </w:p>
+    <w:p>
+      <w:pPr>
+        <w:rPr>
+          <w:rFonts w:ascii="Times New Roman" w:hAnsi="Times New Roman" w:cs="Times New Roman"/>
+          <w:lang w:val="en-US"/>
+        </w:rPr>
+      </w:pPr>
+    </w:p>
+    <w:p>
+      <w:pPr>
+        <w:rPr>
+          <w:rFonts w:ascii="Times New Roman" w:hAnsi="Times New Roman" w:cs="Times New Roman"/>
           <w:lang w:val="en-US"/>
         </w:rPr>
       </w:pPr>
@@ -2096,9 +5160,9 @@
 <w:numbering xmlns:wpc="http://schemas.microsoft.com/office/word/2010/wordprocessingCanvas" xmlns:cx="http://schemas.microsoft.com/office/drawing/2014/chartex" xmlns:cx1="http://schemas.microsoft.com/office/drawing/2015/9/8/chartex" xmlns:cx2="http://schemas.microsoft.com/office/drawing/2015/10/21/chartex" xmlns:cx3="http://schemas.microsoft.com/office/drawing/2016/5/9/chartex" xmlns:cx4="http://schemas.microsoft.com/office/drawing/2016/5/10/chartex" xmlns:cx5="http://schemas.microsoft.com/office/drawing/2016/5/11/chartex" xmlns:cx6="http://schemas.microsoft.com/office/drawing/2016/5/12/chartex" xmlns:cx7="http://schemas.microsoft.com/office/drawing/2016/5/13/chartex" xmlns:cx8="http://schemas.microsoft.com/office/drawing/2016/5/14/chartex" xmlns:mc="http://schemas.openxmlformats.org/markup-compatibility/2006" xmlns:aink="http://schemas.microsoft.com/office/drawing/2016/ink" xmlns:am3d="http://schemas.microsoft.com/office/drawing/2017/model3d" xmlns:o="urn:schemas-microsoft-com:office:office" xmlns:oel="http://schemas.microsoft.com/office/2019/extlst" xmlns:r="http://schemas.openxmlformats.org/officeDocument/2006/relationships" xmlns:m="http://schemas.openxmlformats.org/officeDocument/2006/math" xmlns:v="urn:schemas-microsoft-com:vml" xmlns:wp14="http://schemas.microsoft.com/office/word/2010/wordprocessingDrawing" xmlns:wp="http://schemas.openxmlformats.org/drawingml/2006/wordprocessingDrawing" xmlns:w10="urn:schemas-microsoft-com:office:word" xmlns:w="http://schemas.openxmlformats.org/wordprocessingml/2006/main" xmlns:w14="http://schemas.microsoft.com/office/word/2010/wordml" xmlns:w15="http://schemas.microsoft.com/office/word/2012/wordml" xmlns:w16cex="http://schemas.microsoft.com/office/word/2018/wordml/cex" xmlns:w16cid="http://schemas.microsoft.com/office/word/2016/wordml/cid" xmlns:w16="http://schemas.microsoft.com/office/word/2018/wordml" xmlns:w16du="http://schemas.microsoft.com/office/word/2023/wordml/word16du" xmlns:w16sdtdh="http://schemas.microsoft.com/office/word/2020/wordml/sdtdatahash" xmlns:w16sdtfl="http://schemas.microsoft.com/office/word/2024/wordml/sdtformatlock" xmlns:w16se="http://schemas.microsoft.com/office/word/2015/wordml/symex" xmlns:wpg="http://schemas.microsoft.com/office/word/2010/wordprocessingGroup" xmlns:wpi="http://schemas.microsoft.com/office/word/2010/wordprocessingInk" xmlns:wne="http://schemas.microsoft.com/office/word/2006/wordml" xmlns:wps="http://schemas.microsoft.com/office/word/2010/wordprocessingShape" mc:Ignorable="w14 w15 w16se w16cid w16 w16cex w16sdtdh w16sdtfl w16du wp14">
   <w:abstractNum w:abstractNumId="0" w15:restartNumberingAfterBreak="0">
     <w:nsid w:val="0C223246"/>
-    <w:multiLevelType w:val="hybridMultilevel"/>
-    <w:tmpl w:val="87B6F5F6"/>
-    <w:lvl w:ilvl="0" w:tplc="0809000F">
+    <w:multiLevelType w:val="multilevel"/>
+    <w:tmpl w:val="E8909488"/>
+    <w:lvl w:ilvl="0">
       <w:start w:val="1"/>
       <w:numFmt w:val="decimal"/>
       <w:lvlText w:val="%1."/>
@@ -2110,77 +5174,109 @@
         <w:rFonts w:hint="default"/>
       </w:rPr>
     </w:lvl>
-    <w:lvl w:ilvl="1" w:tplc="08090019" w:tentative="1">
-      <w:start w:val="1"/>
-      <w:numFmt w:val="lowerLetter"/>
-      <w:lvlText w:val="%2."/>
-      <w:lvlJc w:val="left"/>
-      <w:pPr>
-        <w:ind w:left="1440" w:hanging="360"/>
-      </w:pPr>
-    </w:lvl>
-    <w:lvl w:ilvl="2" w:tplc="0809001B" w:tentative="1">
-      <w:start w:val="1"/>
-      <w:numFmt w:val="lowerRoman"/>
-      <w:lvlText w:val="%3."/>
-      <w:lvlJc w:val="right"/>
-      <w:pPr>
-        <w:ind w:left="2160" w:hanging="180"/>
-      </w:pPr>
-    </w:lvl>
-    <w:lvl w:ilvl="3" w:tplc="0809000F" w:tentative="1">
+    <w:lvl w:ilvl="1">
       <w:start w:val="1"/>
       <w:numFmt w:val="decimal"/>
-      <w:lvlText w:val="%4."/>
+      <w:isLgl/>
+      <w:lvlText w:val="%1.%2."/>
       <w:lvlJc w:val="left"/>
       <w:pPr>
-        <w:ind w:left="2880" w:hanging="360"/>
-      </w:pPr>
+        <w:ind w:left="720" w:hanging="360"/>
+      </w:pPr>
+      <w:rPr>
+        <w:rFonts w:hint="default"/>
+      </w:rPr>
     </w:lvl>
-    <w:lvl w:ilvl="4" w:tplc="08090019" w:tentative="1">
-      <w:start w:val="1"/>
-      <w:numFmt w:val="lowerLetter"/>
-      <w:lvlText w:val="%5."/>
-      <w:lvlJc w:val="left"/>
-      <w:pPr>
-        <w:ind w:left="3600" w:hanging="360"/>
-      </w:pPr>
-    </w:lvl>
-    <w:lvl w:ilvl="5" w:tplc="0809001B" w:tentative="1">
-      <w:start w:val="1"/>
-      <w:numFmt w:val="lowerRoman"/>
-      <w:lvlText w:val="%6."/>
-      <w:lvlJc w:val="right"/>
-      <w:pPr>
-        <w:ind w:left="4320" w:hanging="180"/>
-      </w:pPr>
-    </w:lvl>
-    <w:lvl w:ilvl="6" w:tplc="0809000F" w:tentative="1">
+    <w:lvl w:ilvl="2">
       <w:start w:val="1"/>
       <w:numFmt w:val="decimal"/>
-      <w:lvlText w:val="%7."/>
+      <w:isLgl/>
+      <w:lvlText w:val="%1.%2.%3."/>
       <w:lvlJc w:val="left"/>
       <w:pPr>
-        <w:ind w:left="5040" w:hanging="360"/>
-      </w:pPr>
+        <w:ind w:left="1080" w:hanging="720"/>
+      </w:pPr>
+      <w:rPr>
+        <w:rFonts w:hint="default"/>
+      </w:rPr>
     </w:lvl>
-    <w:lvl w:ilvl="7" w:tplc="08090019" w:tentative="1">
+    <w:lvl w:ilvl="3">
       <w:start w:val="1"/>
-      <w:numFmt w:val="lowerLetter"/>
-      <w:lvlText w:val="%8."/>
+      <w:numFmt w:val="decimal"/>
+      <w:isLgl/>
+      <w:lvlText w:val="%1.%2.%3.%4."/>
       <w:lvlJc w:val="left"/>
       <w:pPr>
-        <w:ind w:left="5760" w:hanging="360"/>
-      </w:pPr>
+        <w:ind w:left="1080" w:hanging="720"/>
+      </w:pPr>
+      <w:rPr>
+        <w:rFonts w:hint="default"/>
+      </w:rPr>
     </w:lvl>
-    <w:lvl w:ilvl="8" w:tplc="0809001B" w:tentative="1">
+    <w:lvl w:ilvl="4">
       <w:start w:val="1"/>
-      <w:numFmt w:val="lowerRoman"/>
-      <w:lvlText w:val="%9."/>
-      <w:lvlJc w:val="right"/>
-      <w:pPr>
-        <w:ind w:left="6480" w:hanging="180"/>
-      </w:pPr>
+      <w:numFmt w:val="decimal"/>
+      <w:isLgl/>
+      <w:lvlText w:val="%1.%2.%3.%4.%5."/>
+      <w:lvlJc w:val="left"/>
+      <w:pPr>
+        <w:ind w:left="1440" w:hanging="1080"/>
+      </w:pPr>
+      <w:rPr>
+        <w:rFonts w:hint="default"/>
+      </w:rPr>
+    </w:lvl>
+    <w:lvl w:ilvl="5">
+      <w:start w:val="1"/>
+      <w:numFmt w:val="decimal"/>
+      <w:isLgl/>
+      <w:lvlText w:val="%1.%2.%3.%4.%5.%6."/>
+      <w:lvlJc w:val="left"/>
+      <w:pPr>
+        <w:ind w:left="1440" w:hanging="1080"/>
+      </w:pPr>
+      <w:rPr>
+        <w:rFonts w:hint="default"/>
+      </w:rPr>
+    </w:lvl>
+    <w:lvl w:ilvl="6">
+      <w:start w:val="1"/>
+      <w:numFmt w:val="decimal"/>
+      <w:isLgl/>
+      <w:lvlText w:val="%1.%2.%3.%4.%5.%6.%7."/>
+      <w:lvlJc w:val="left"/>
+      <w:pPr>
+        <w:ind w:left="1800" w:hanging="1440"/>
+      </w:pPr>
+      <w:rPr>
+        <w:rFonts w:hint="default"/>
+      </w:rPr>
+    </w:lvl>
+    <w:lvl w:ilvl="7">
+      <w:start w:val="1"/>
+      <w:numFmt w:val="decimal"/>
+      <w:isLgl/>
+      <w:lvlText w:val="%1.%2.%3.%4.%5.%6.%7.%8."/>
+      <w:lvlJc w:val="left"/>
+      <w:pPr>
+        <w:ind w:left="1800" w:hanging="1440"/>
+      </w:pPr>
+      <w:rPr>
+        <w:rFonts w:hint="default"/>
+      </w:rPr>
+    </w:lvl>
+    <w:lvl w:ilvl="8">
+      <w:start w:val="1"/>
+      <w:numFmt w:val="decimal"/>
+      <w:isLgl/>
+      <w:lvlText w:val="%1.%2.%3.%4.%5.%6.%7.%8.%9."/>
+      <w:lvlJc w:val="left"/>
+      <w:pPr>
+        <w:ind w:left="2160" w:hanging="1800"/>
+      </w:pPr>
+      <w:rPr>
+        <w:rFonts w:hint="default"/>
+      </w:rPr>
     </w:lvl>
   </w:abstractNum>
   <w:abstractNum w:abstractNumId="1" w15:restartNumberingAfterBreak="0">
@@ -2297,6 +5393,119 @@
     </w:lvl>
   </w:abstractNum>
   <w:abstractNum w:abstractNumId="2" w15:restartNumberingAfterBreak="0">
+    <w:nsid w:val="3116454D"/>
+    <w:multiLevelType w:val="hybridMultilevel"/>
+    <w:tmpl w:val="5678A3C2"/>
+    <w:lvl w:ilvl="0" w:tplc="E95ABCE0">
+      <w:start w:val="3"/>
+      <w:numFmt w:val="bullet"/>
+      <w:lvlText w:val="-"/>
+      <w:lvlJc w:val="left"/>
+      <w:pPr>
+        <w:ind w:left="720" w:hanging="360"/>
+      </w:pPr>
+      <w:rPr>
+        <w:rFonts w:ascii="Times New Roman" w:eastAsiaTheme="minorHAnsi" w:hAnsi="Times New Roman" w:cs="Times New Roman" w:hint="default"/>
+      </w:rPr>
+    </w:lvl>
+    <w:lvl w:ilvl="1" w:tplc="08090003" w:tentative="1">
+      <w:start w:val="1"/>
+      <w:numFmt w:val="bullet"/>
+      <w:lvlText w:val="o"/>
+      <w:lvlJc w:val="left"/>
+      <w:pPr>
+        <w:ind w:left="1440" w:hanging="360"/>
+      </w:pPr>
+      <w:rPr>
+        <w:rFonts w:ascii="Courier New" w:hAnsi="Courier New" w:cs="Courier New" w:hint="default"/>
+      </w:rPr>
+    </w:lvl>
+    <w:lvl w:ilvl="2" w:tplc="08090005" w:tentative="1">
+      <w:start w:val="1"/>
+      <w:numFmt w:val="bullet"/>
+      <w:lvlText w:val=""/>
+      <w:lvlJc w:val="left"/>
+      <w:pPr>
+        <w:ind w:left="2160" w:hanging="360"/>
+      </w:pPr>
+      <w:rPr>
+        <w:rFonts w:ascii="Wingdings" w:hAnsi="Wingdings" w:hint="default"/>
+      </w:rPr>
+    </w:lvl>
+    <w:lvl w:ilvl="3" w:tplc="08090001" w:tentative="1">
+      <w:start w:val="1"/>
+      <w:numFmt w:val="bullet"/>
+      <w:lvlText w:val=""/>
+      <w:lvlJc w:val="left"/>
+      <w:pPr>
+        <w:ind w:left="2880" w:hanging="360"/>
+      </w:pPr>
+      <w:rPr>
+        <w:rFonts w:ascii="Symbol" w:hAnsi="Symbol" w:hint="default"/>
+      </w:rPr>
+    </w:lvl>
+    <w:lvl w:ilvl="4" w:tplc="08090003" w:tentative="1">
+      <w:start w:val="1"/>
+      <w:numFmt w:val="bullet"/>
+      <w:lvlText w:val="o"/>
+      <w:lvlJc w:val="left"/>
+      <w:pPr>
+        <w:ind w:left="3600" w:hanging="360"/>
+      </w:pPr>
+      <w:rPr>
+        <w:rFonts w:ascii="Courier New" w:hAnsi="Courier New" w:cs="Courier New" w:hint="default"/>
+      </w:rPr>
+    </w:lvl>
+    <w:lvl w:ilvl="5" w:tplc="08090005" w:tentative="1">
+      <w:start w:val="1"/>
+      <w:numFmt w:val="bullet"/>
+      <w:lvlText w:val=""/>
+      <w:lvlJc w:val="left"/>
+      <w:pPr>
+        <w:ind w:left="4320" w:hanging="360"/>
+      </w:pPr>
+      <w:rPr>
+        <w:rFonts w:ascii="Wingdings" w:hAnsi="Wingdings" w:hint="default"/>
+      </w:rPr>
+    </w:lvl>
+    <w:lvl w:ilvl="6" w:tplc="08090001" w:tentative="1">
+      <w:start w:val="1"/>
+      <w:numFmt w:val="bullet"/>
+      <w:lvlText w:val=""/>
+      <w:lvlJc w:val="left"/>
+      <w:pPr>
+        <w:ind w:left="5040" w:hanging="360"/>
+      </w:pPr>
+      <w:rPr>
+        <w:rFonts w:ascii="Symbol" w:hAnsi="Symbol" w:hint="default"/>
+      </w:rPr>
+    </w:lvl>
+    <w:lvl w:ilvl="7" w:tplc="08090003" w:tentative="1">
+      <w:start w:val="1"/>
+      <w:numFmt w:val="bullet"/>
+      <w:lvlText w:val="o"/>
+      <w:lvlJc w:val="left"/>
+      <w:pPr>
+        <w:ind w:left="5760" w:hanging="360"/>
+      </w:pPr>
+      <w:rPr>
+        <w:rFonts w:ascii="Courier New" w:hAnsi="Courier New" w:cs="Courier New" w:hint="default"/>
+      </w:rPr>
+    </w:lvl>
+    <w:lvl w:ilvl="8" w:tplc="08090005" w:tentative="1">
+      <w:start w:val="1"/>
+      <w:numFmt w:val="bullet"/>
+      <w:lvlText w:val=""/>
+      <w:lvlJc w:val="left"/>
+      <w:pPr>
+        <w:ind w:left="6480" w:hanging="360"/>
+      </w:pPr>
+      <w:rPr>
+        <w:rFonts w:ascii="Wingdings" w:hAnsi="Wingdings" w:hint="default"/>
+      </w:rPr>
+    </w:lvl>
+  </w:abstractNum>
+  <w:abstractNum w:abstractNumId="3" w15:restartNumberingAfterBreak="0">
     <w:nsid w:val="56F06A6F"/>
     <w:multiLevelType w:val="hybridMultilevel"/>
     <w:tmpl w:val="EB06CA1A"/>
@@ -2409,7 +5618,7 @@
       </w:rPr>
     </w:lvl>
   </w:abstractNum>
-  <w:abstractNum w:abstractNumId="3" w15:restartNumberingAfterBreak="0">
+  <w:abstractNum w:abstractNumId="4" w15:restartNumberingAfterBreak="0">
     <w:nsid w:val="5E791632"/>
     <w:multiLevelType w:val="hybridMultilevel"/>
     <w:tmpl w:val="53B24996"/>
@@ -2526,13 +5735,16 @@
     <w:abstractNumId w:val="0"/>
   </w:num>
   <w:num w:numId="2" w16cid:durableId="1876577710">
-    <w:abstractNumId w:val="2"/>
+    <w:abstractNumId w:val="3"/>
   </w:num>
   <w:num w:numId="3" w16cid:durableId="1650749791">
     <w:abstractNumId w:val="1"/>
   </w:num>
   <w:num w:numId="4" w16cid:durableId="1556966309">
-    <w:abstractNumId w:val="3"/>
+    <w:abstractNumId w:val="4"/>
+  </w:num>
+  <w:num w:numId="5" w16cid:durableId="69933487">
+    <w:abstractNumId w:val="2"/>
   </w:num>
 </w:numbering>
 </file>
@@ -2546,7 +5758,7 @@
         <w:kern w:val="2"/>
         <w:sz w:val="24"/>
         <w:szCs w:val="24"/>
-        <w:lang w:val="en-AT" w:eastAsia="en-US" w:bidi="ar-SA"/>
+        <w:lang w:eastAsia="en-US" w:bidi="ar-SA"/>
         <w14:ligatures w14:val="standardContextual"/>
       </w:rPr>
     </w:rPrDefault>
